--- a/artifacts/auto_presentation_u_decision.docx
+++ b/artifacts/auto_presentation_u_decision.docx
@@ -6795,7 +6795,7 @@
                 <w:szCs w:val="22"/>
                 <w:color w:val="000000"/>
               </w:rPr>
-              <w:t xml:space="preserve">0</w:t>
+              <w:t xml:space="preserve">0.1948</w:t>
             </w:r>
           </w:p>
         </w:tc>
@@ -6850,7 +6850,7 @@
                 <w:szCs w:val="22"/>
                 <w:color w:val="000000"/>
               </w:rPr>
-              <w:t xml:space="preserve">0.1948</w:t>
+              <w:t xml:space="preserve">0</w:t>
             </w:r>
           </w:p>
         </w:tc>
@@ -9220,7 +9220,7 @@
                 <w:szCs w:val="22"/>
                 <w:color w:val="000000"/>
               </w:rPr>
-              <w:t xml:space="preserve">0</w:t>
+              <w:t xml:space="preserve">0.6716</w:t>
             </w:r>
           </w:p>
         </w:tc>
@@ -9275,7 +9275,7 @@
                 <w:szCs w:val="22"/>
                 <w:color w:val="000000"/>
               </w:rPr>
-              <w:t xml:space="preserve">0.6716</w:t>
+              <w:t xml:space="preserve">0</w:t>
             </w:r>
           </w:p>
         </w:tc>
@@ -11645,7 +11645,7 @@
                 <w:szCs w:val="22"/>
                 <w:color w:val="000000"/>
               </w:rPr>
-              <w:t xml:space="preserve">0</w:t>
+              <w:t xml:space="preserve">0.7303</w:t>
             </w:r>
           </w:p>
         </w:tc>
@@ -11700,7 +11700,7 @@
                 <w:szCs w:val="22"/>
                 <w:color w:val="000000"/>
               </w:rPr>
-              <w:t xml:space="preserve">0.7303</w:t>
+              <w:t xml:space="preserve">0</w:t>
             </w:r>
           </w:p>
         </w:tc>
@@ -14070,7 +14070,7 @@
                 <w:szCs w:val="22"/>
                 <w:color w:val="000000"/>
               </w:rPr>
-              <w:t xml:space="preserve">0</w:t>
+              <w:t xml:space="preserve">0.6827</w:t>
             </w:r>
           </w:p>
         </w:tc>
@@ -14125,7 +14125,7 @@
                 <w:szCs w:val="22"/>
                 <w:color w:val="000000"/>
               </w:rPr>
-              <w:t xml:space="preserve">0.6827</w:t>
+              <w:t xml:space="preserve">0</w:t>
             </w:r>
           </w:p>
         </w:tc>
@@ -16495,7 +16495,7 @@
                 <w:szCs w:val="22"/>
                 <w:color w:val="000000"/>
               </w:rPr>
-              <w:t xml:space="preserve">0</w:t>
+              <w:t xml:space="preserve">0.8533</w:t>
             </w:r>
           </w:p>
         </w:tc>
@@ -16550,7 +16550,7 @@
                 <w:szCs w:val="22"/>
                 <w:color w:val="000000"/>
               </w:rPr>
-              <w:t xml:space="preserve">0.8533</w:t>
+              <w:t xml:space="preserve">0</w:t>
             </w:r>
           </w:p>
         </w:tc>

--- a/artifacts/auto_presentation_u_decision.docx
+++ b/artifacts/auto_presentation_u_decision.docx
@@ -18,18 +18,18 @@
       </w:tblPr>
       <w:tblGrid>
         <w:gridCol w:w="716"/>
-        <w:gridCol w:w="5168"/>
+        <w:gridCol w:w="4410"/>
         <w:gridCol w:w="1450"/>
         <w:gridCol w:w="998"/>
         <w:gridCol w:w="1328"/>
         <w:gridCol w:w="1451"/>
         <w:gridCol w:w="1451"/>
-        <w:gridCol w:w="1328"/>
-        <w:gridCol w:w="1450"/>
+        <w:gridCol w:w="1451"/>
+        <w:gridCol w:w="1451"/>
         <w:gridCol w:w="1940"/>
         <w:gridCol w:w="1976"/>
-        <w:gridCol w:w="1524"/>
-        <w:gridCol w:w="1451"/>
+        <w:gridCol w:w="1573"/>
+        <w:gridCol w:w="1193"/>
         <w:gridCol w:w="1976"/>
         <w:gridCol w:w="2086"/>
         <w:gridCol w:w="2122"/>
@@ -37,10 +37,10 @@
         <w:gridCol w:w="1964"/>
         <w:gridCol w:w="2000"/>
         <w:gridCol w:w="1010"/>
-        <w:gridCol w:w="1328"/>
+        <w:gridCol w:w="1206"/>
         <w:gridCol w:w="1254"/>
         <w:gridCol w:w="1573"/>
-        <w:gridCol w:w="1328"/>
+        <w:gridCol w:w="1695"/>
       </w:tblGrid>
       <w:tr>
         <w:trPr>
@@ -1485,7 +1485,7 @@
                 <w:szCs w:val="22"/>
                 <w:color w:val="000000"/>
               </w:rPr>
-              <w:t xml:space="preserve">1.5</w:t>
+              <w:t xml:space="preserve">0.9</w:t>
             </w:r>
           </w:p>
         </w:tc>
@@ -1540,7 +1540,7 @@
                 <w:szCs w:val="22"/>
                 <w:color w:val="000000"/>
               </w:rPr>
-              <w:t xml:space="preserve">No u meets all gates — selected least-violating u</w:t>
+              <w:t xml:space="preserve">Selected (passes gates; neighbor-stable)</w:t>
             </w:r>
           </w:p>
         </w:tc>
@@ -1595,7 +1595,7 @@
                 <w:szCs w:val="22"/>
                 <w:color w:val="000000"/>
               </w:rPr>
-              <w:t xml:space="preserve">false</w:t>
+              <w:t xml:space="preserve">true</w:t>
             </w:r>
           </w:p>
         </w:tc>
@@ -1705,7 +1705,7 @@
                 <w:szCs w:val="22"/>
                 <w:color w:val="000000"/>
               </w:rPr>
-              <w:t xml:space="preserve">8.260333</w:t>
+              <w:t xml:space="preserve">9.426343</w:t>
             </w:r>
           </w:p>
         </w:tc>
@@ -1760,7 +1760,7 @@
                 <w:szCs w:val="22"/>
                 <w:color w:val="000000"/>
               </w:rPr>
-              <w:t xml:space="preserve">0.9736211</w:t>
+              <w:t xml:space="preserve">0.9997863</w:t>
             </w:r>
           </w:p>
         </w:tc>
@@ -1815,7 +1815,7 @@
                 <w:szCs w:val="22"/>
                 <w:color w:val="000000"/>
               </w:rPr>
-              <w:t xml:space="preserve">0.9391799</w:t>
+              <w:t xml:space="preserve">0.9514763</w:t>
             </w:r>
           </w:p>
         </w:tc>
@@ -1870,7 +1870,7 @@
                 <w:szCs w:val="22"/>
                 <w:color w:val="000000"/>
               </w:rPr>
-              <w:t xml:space="preserve">0.998461</w:t>
+              <w:t xml:space="preserve">0.9992427</w:t>
             </w:r>
           </w:p>
         </w:tc>
@@ -1925,7 +1925,7 @@
                 <w:szCs w:val="22"/>
                 <w:color w:val="000000"/>
               </w:rPr>
-              <w:t xml:space="preserve">-2.283029</w:t>
+              <w:t xml:space="preserve">0.1911272</w:t>
             </w:r>
           </w:p>
         </w:tc>
@@ -1980,7 +1980,7 @@
                 <w:szCs w:val="22"/>
                 <w:color w:val="000000"/>
               </w:rPr>
-              <w:t xml:space="preserve">-3.857257</w:t>
+              <w:t xml:space="preserve">-1.538727</w:t>
             </w:r>
           </w:p>
         </w:tc>
@@ -2035,7 +2035,7 @@
                 <w:szCs w:val="22"/>
                 <w:color w:val="000000"/>
               </w:rPr>
-              <w:t xml:space="preserve">-0.5928198</w:t>
+              <w:t xml:space="preserve">2.013729</w:t>
             </w:r>
           </w:p>
         </w:tc>
@@ -2090,7 +2090,7 @@
                 <w:szCs w:val="22"/>
                 <w:color w:val="000000"/>
               </w:rPr>
-              <w:t xml:space="preserve">-0.1387118</w:t>
+              <w:t xml:space="preserve">0.01156872</w:t>
             </w:r>
           </w:p>
         </w:tc>
@@ -2145,7 +2145,7 @@
                 <w:szCs w:val="22"/>
                 <w:color w:val="000000"/>
               </w:rPr>
-              <w:t xml:space="preserve">0.2808852</w:t>
+              <w:t xml:space="preserve">1</w:t>
             </w:r>
           </w:p>
         </w:tc>
@@ -2200,7 +2200,7 @@
                 <w:szCs w:val="22"/>
                 <w:color w:val="000000"/>
               </w:rPr>
-              <w:t xml:space="preserve">0.1412181</w:t>
+              <w:t xml:space="preserve">0.06015877</w:t>
             </w:r>
           </w:p>
         </w:tc>
@@ -2255,7 +2255,7 @@
                 <w:szCs w:val="22"/>
                 <w:color w:val="000000"/>
               </w:rPr>
-              <w:t xml:space="preserve">0.1074568</w:t>
+              <w:t xml:space="preserve">0.02344228</w:t>
             </w:r>
           </w:p>
         </w:tc>
@@ -2310,7 +2310,7 @@
                 <w:szCs w:val="22"/>
                 <w:color w:val="000000"/>
               </w:rPr>
-              <w:t xml:space="preserve">0.1977807</w:t>
+              <w:t xml:space="preserve">0.1163896</w:t>
             </w:r>
           </w:p>
         </w:tc>
@@ -2365,7 +2365,7 @@
                 <w:szCs w:val="22"/>
                 <w:color w:val="000000"/>
               </w:rPr>
-              <w:t xml:space="preserve">-0.004051931</w:t>
+              <w:t xml:space="preserve">-0.0195361</w:t>
             </w:r>
           </w:p>
         </w:tc>
@@ -2420,7 +2420,7 @@
                 <w:szCs w:val="22"/>
                 <w:color w:val="000000"/>
               </w:rPr>
-              <w:t xml:space="preserve">-0.02861159</w:t>
+              <w:t xml:space="preserve">-0.05921091</w:t>
             </w:r>
           </w:p>
         </w:tc>
@@ -2475,7 +2475,7 @@
                 <w:szCs w:val="22"/>
                 <w:color w:val="000000"/>
               </w:rPr>
-              <w:t xml:space="preserve">0</w:t>
+              <w:t xml:space="preserve">-0.007897131</w:t>
             </w:r>
           </w:p>
         </w:tc>
@@ -2585,7 +2585,7 @@
                 <w:szCs w:val="22"/>
                 <w:color w:val="000000"/>
               </w:rPr>
-              <w:t xml:space="preserve">1.163299</w:t>
+              <w:t xml:space="preserve">0</w:t>
             </w:r>
           </w:p>
         </w:tc>
@@ -2695,7 +2695,7 @@
                 <w:szCs w:val="22"/>
                 <w:color w:val="000000"/>
               </w:rPr>
-              <w:t xml:space="preserve">0.09778074</w:t>
+              <w:t xml:space="preserve">0.01638965</w:t>
             </w:r>
           </w:p>
         </w:tc>
@@ -2750,7 +2750,7 @@
                 <w:szCs w:val="22"/>
                 <w:color w:val="000000"/>
               </w:rPr>
-              <w:t xml:space="preserve">1.173077</w:t>
+              <w:t xml:space="preserve">0.001638965</w:t>
             </w:r>
           </w:p>
         </w:tc>
@@ -2837,7 +2837,7 @@
         <w:gridCol w:w="1451"/>
         <w:gridCol w:w="1071"/>
         <w:gridCol w:w="1451"/>
-        <w:gridCol w:w="1573"/>
+        <w:gridCol w:w="1451"/>
         <w:gridCol w:w="1451"/>
         <w:gridCol w:w="1451"/>
         <w:gridCol w:w="1451"/>
@@ -2845,12 +2845,12 @@
         <w:gridCol w:w="1451"/>
         <w:gridCol w:w="1829"/>
         <w:gridCol w:w="1915"/>
-        <w:gridCol w:w="1450"/>
+        <w:gridCol w:w="1524"/>
         <w:gridCol w:w="1695"/>
         <w:gridCol w:w="1732"/>
         <w:gridCol w:w="1940"/>
         <w:gridCol w:w="1976"/>
-        <w:gridCol w:w="1524"/>
+        <w:gridCol w:w="1646"/>
         <w:gridCol w:w="1976"/>
         <w:gridCol w:w="2086"/>
         <w:gridCol w:w="2122"/>
@@ -2859,7 +2859,7 @@
         <w:gridCol w:w="2000"/>
         <w:gridCol w:w="2563"/>
         <w:gridCol w:w="2649"/>
-        <w:gridCol w:w="1328"/>
+        <w:gridCol w:w="1451"/>
         <w:gridCol w:w="1218"/>
         <w:gridCol w:w="1365"/>
         <w:gridCol w:w="1487"/>
@@ -2870,12 +2870,12 @@
         <w:gridCol w:w="1768"/>
         <w:gridCol w:w="1805"/>
         <w:gridCol w:w="1218"/>
+        <w:gridCol w:w="998"/>
         <w:gridCol w:w="1010"/>
-        <w:gridCol w:w="1328"/>
+        <w:gridCol w:w="1451"/>
         <w:gridCol w:w="1254"/>
         <w:gridCol w:w="1573"/>
-        <w:gridCol w:w="1328"/>
-        <w:gridCol w:w="998"/>
+        <w:gridCol w:w="1695"/>
       </w:tblGrid>
       <w:tr>
         <w:trPr>
@@ -5085,7 +5085,7 @@
                 <w:szCs w:val="22"/>
                 <w:color w:val="000000"/>
               </w:rPr>
-              <w:t xml:space="preserve">di_def</w:t>
+              <w:t xml:space="preserve">stable</w:t>
             </w:r>
           </w:p>
         </w:tc>
@@ -5140,7 +5140,7 @@
                 <w:szCs w:val="22"/>
                 <w:color w:val="000000"/>
               </w:rPr>
-              <w:t xml:space="preserve">gap_def</w:t>
+              <w:t xml:space="preserve">di_def</w:t>
             </w:r>
           </w:p>
         </w:tc>
@@ -5195,7 +5195,7 @@
                 <w:szCs w:val="22"/>
                 <w:color w:val="000000"/>
               </w:rPr>
-              <w:t xml:space="preserve">smd_def</w:t>
+              <w:t xml:space="preserve">gap_def</w:t>
             </w:r>
           </w:p>
         </w:tc>
@@ -5250,7 +5250,7 @@
                 <w:szCs w:val="22"/>
                 <w:color w:val="000000"/>
               </w:rPr>
-              <w:t xml:space="preserve">fosd_def</w:t>
+              <w:t xml:space="preserve">smd_def</w:t>
             </w:r>
           </w:p>
         </w:tc>
@@ -5305,7 +5305,7 @@
                 <w:szCs w:val="22"/>
                 <w:color w:val="000000"/>
               </w:rPr>
-              <w:t xml:space="preserve">total_def</w:t>
+              <w:t xml:space="preserve">fosd_def</w:t>
             </w:r>
           </w:p>
         </w:tc>
@@ -5360,7 +5360,7 @@
                 <w:szCs w:val="22"/>
                 <w:color w:val="000000"/>
               </w:rPr>
-              <w:t xml:space="preserve">stable</w:t>
+              <w:t xml:space="preserve">total_def</w:t>
             </w:r>
           </w:p>
         </w:tc>
@@ -5420,7 +5420,7 @@
                 <w:szCs w:val="22"/>
                 <w:color w:val="000000"/>
               </w:rPr>
-              <w:t xml:space="preserve">1.5</w:t>
+              <w:t xml:space="preserve">0.9</w:t>
             </w:r>
           </w:p>
         </w:tc>
@@ -5530,7 +5530,7 @@
                 <w:szCs w:val="22"/>
                 <w:color w:val="000000"/>
               </w:rPr>
-              <w:t xml:space="preserve">0.8729017</w:t>
+              <w:t xml:space="preserve">0.8705036</w:t>
             </w:r>
           </w:p>
         </w:tc>
@@ -5640,7 +5640,7 @@
                 <w:szCs w:val="22"/>
                 <w:color w:val="000000"/>
               </w:rPr>
-              <w:t xml:space="preserve">0.8965517</w:t>
+              <w:t xml:space="preserve">0.8706897</w:t>
             </w:r>
           </w:p>
         </w:tc>
@@ -5695,7 +5695,7 @@
                 <w:szCs w:val="22"/>
                 <w:color w:val="000000"/>
               </w:rPr>
-              <w:t xml:space="preserve">0.28088515</w:t>
+              <w:t xml:space="preserve">1.0000000</w:t>
             </w:r>
           </w:p>
         </w:tc>
@@ -5750,7 +5750,7 @@
                 <w:szCs w:val="22"/>
                 <w:color w:val="000000"/>
               </w:rPr>
-              <w:t xml:space="preserve">0.9736211</w:t>
+              <w:t xml:space="preserve">0.9997863</w:t>
             </w:r>
           </w:p>
         </w:tc>
@@ -5805,7 +5805,7 @@
                 <w:szCs w:val="22"/>
                 <w:color w:val="000000"/>
               </w:rPr>
-              <w:t xml:space="preserve">0.9330157</w:t>
+              <w:t xml:space="preserve">0.9444854</w:t>
             </w:r>
           </w:p>
         </w:tc>
@@ -5860,7 +5860,7 @@
                 <w:szCs w:val="22"/>
                 <w:color w:val="000000"/>
               </w:rPr>
-              <w:t xml:space="preserve">0.9984610</w:t>
+              <w:t xml:space="preserve">0.9992427</w:t>
             </w:r>
           </w:p>
         </w:tc>
@@ -5915,7 +5915,7 @@
                 <w:szCs w:val="22"/>
                 <w:color w:val="000000"/>
               </w:rPr>
-              <w:t xml:space="preserve">0.9391799</w:t>
+              <w:t xml:space="preserve">0.9514763</w:t>
             </w:r>
           </w:p>
         </w:tc>
@@ -5970,7 +5970,7 @@
                 <w:szCs w:val="22"/>
                 <w:color w:val="000000"/>
               </w:rPr>
-              <w:t xml:space="preserve">0.9968063</w:t>
+              <w:t xml:space="preserve">0.9985632</w:t>
             </w:r>
           </w:p>
         </w:tc>
@@ -6025,7 +6025,7 @@
                 <w:szCs w:val="22"/>
                 <w:color w:val="000000"/>
               </w:rPr>
-              <w:t xml:space="preserve">9.401848</w:t>
+              <w:t xml:space="preserve">9.330779</w:t>
             </w:r>
           </w:p>
         </w:tc>
@@ -6080,7 +6080,7 @@
                 <w:szCs w:val="22"/>
                 <w:color w:val="000000"/>
               </w:rPr>
-              <w:t xml:space="preserve">7.118819</w:t>
+              <w:t xml:space="preserve">9.521906</w:t>
             </w:r>
           </w:p>
         </w:tc>
@@ -6135,7 +6135,7 @@
                 <w:szCs w:val="22"/>
                 <w:color w:val="000000"/>
               </w:rPr>
-              <w:t xml:space="preserve">-2.283029</w:t>
+              <w:t xml:space="preserve">0.1911272</w:t>
             </w:r>
           </w:p>
         </w:tc>
@@ -6190,7 +6190,7 @@
                 <w:szCs w:val="22"/>
                 <w:color w:val="000000"/>
               </w:rPr>
-              <w:t xml:space="preserve">-4.163299</w:t>
+              <w:t xml:space="preserve">-1.840511</w:t>
             </w:r>
           </w:p>
         </w:tc>
@@ -6245,7 +6245,7 @@
                 <w:szCs w:val="22"/>
                 <w:color w:val="000000"/>
               </w:rPr>
-              <w:t xml:space="preserve">-0.3072361</w:t>
+              <w:t xml:space="preserve">2.362508</w:t>
             </w:r>
           </w:p>
         </w:tc>
@@ -6300,7 +6300,7 @@
                 <w:szCs w:val="22"/>
                 <w:color w:val="000000"/>
               </w:rPr>
-              <w:t xml:space="preserve">-3.857257</w:t>
+              <w:t xml:space="preserve">-1.538727</w:t>
             </w:r>
           </w:p>
         </w:tc>
@@ -6355,7 +6355,7 @@
                 <w:szCs w:val="22"/>
                 <w:color w:val="000000"/>
               </w:rPr>
-              <w:t xml:space="preserve">-0.5928198</w:t>
+              <w:t xml:space="preserve">2.0137288</w:t>
             </w:r>
           </w:p>
         </w:tc>
@@ -6410,7 +6410,7 @@
                 <w:szCs w:val="22"/>
                 <w:color w:val="000000"/>
               </w:rPr>
-              <w:t xml:space="preserve">-0.1387118</w:t>
+              <w:t xml:space="preserve">0.01156872</w:t>
             </w:r>
           </w:p>
         </w:tc>
@@ -6465,7 +6465,7 @@
                 <w:szCs w:val="22"/>
                 <w:color w:val="000000"/>
               </w:rPr>
-              <w:t xml:space="preserve">0.1412181</w:t>
+              <w:t xml:space="preserve">0.06015877</w:t>
             </w:r>
           </w:p>
         </w:tc>
@@ -6520,7 +6520,7 @@
                 <w:szCs w:val="22"/>
                 <w:color w:val="000000"/>
               </w:rPr>
-              <w:t xml:space="preserve">0.1074568</w:t>
+              <w:t xml:space="preserve">0.02344228</w:t>
             </w:r>
           </w:p>
         </w:tc>
@@ -6575,7 +6575,7 @@
                 <w:szCs w:val="22"/>
                 <w:color w:val="000000"/>
               </w:rPr>
-              <w:t xml:space="preserve">0.1977807</w:t>
+              <w:t xml:space="preserve">0.1163896</w:t>
             </w:r>
           </w:p>
         </w:tc>
@@ -6630,7 +6630,7 @@
                 <w:szCs w:val="22"/>
                 <w:color w:val="000000"/>
               </w:rPr>
-              <w:t xml:space="preserve">-0.004051931</w:t>
+              <w:t xml:space="preserve">-0.01953610</w:t>
             </w:r>
           </w:p>
         </w:tc>
@@ -6685,7 +6685,7 @@
                 <w:szCs w:val="22"/>
                 <w:color w:val="000000"/>
               </w:rPr>
-              <w:t xml:space="preserve">-0.028611593</w:t>
+              <w:t xml:space="preserve">-0.05921091</w:t>
             </w:r>
           </w:p>
         </w:tc>
@@ -6740,7 +6740,7 @@
                 <w:szCs w:val="22"/>
                 <w:color w:val="000000"/>
               </w:rPr>
-              <w:t xml:space="preserve">0</w:t>
+              <w:t xml:space="preserve">-0.007897131</w:t>
             </w:r>
           </w:p>
         </w:tc>
@@ -6795,7 +6795,7 @@
                 <w:szCs w:val="22"/>
                 <w:color w:val="000000"/>
               </w:rPr>
-              <w:t xml:space="preserve">0.1948</w:t>
+              <w:t xml:space="preserve">0.0067</w:t>
             </w:r>
           </w:p>
         </w:tc>
@@ -6850,7 +6850,7 @@
                 <w:szCs w:val="22"/>
                 <w:color w:val="000000"/>
               </w:rPr>
-              <w:t xml:space="preserve">0</w:t>
+              <w:t xml:space="preserve">0.0028</w:t>
             </w:r>
           </w:p>
         </w:tc>
@@ -6905,7 +6905,7 @@
                 <w:szCs w:val="22"/>
                 <w:color w:val="000000"/>
               </w:rPr>
-              <w:t xml:space="preserve">8.260333</w:t>
+              <w:t xml:space="preserve">9.426343</w:t>
             </w:r>
           </w:p>
         </w:tc>
@@ -7015,7 +7015,7 @@
                 <w:szCs w:val="22"/>
                 <w:color w:val="000000"/>
               </w:rPr>
-              <w:t xml:space="preserve">false</w:t>
+              <w:t xml:space="preserve">true</w:t>
             </w:r>
           </w:p>
         </w:tc>
@@ -7345,7 +7345,7 @@
                 <w:szCs w:val="22"/>
                 <w:color w:val="000000"/>
               </w:rPr>
-              <w:t xml:space="preserve">false</w:t>
+              <w:t xml:space="preserve">true</w:t>
             </w:r>
           </w:p>
         </w:tc>
@@ -7400,7 +7400,7 @@
                 <w:szCs w:val="22"/>
                 <w:color w:val="000000"/>
               </w:rPr>
-              <w:t xml:space="preserve">false</w:t>
+              <w:t xml:space="preserve">true</w:t>
             </w:r>
           </w:p>
         </w:tc>
@@ -7455,7 +7455,7 @@
                 <w:szCs w:val="22"/>
                 <w:color w:val="000000"/>
               </w:rPr>
-              <w:t xml:space="preserve">false</w:t>
+              <w:t xml:space="preserve">true</w:t>
             </w:r>
           </w:p>
         </w:tc>
@@ -7510,7 +7510,7 @@
                 <w:szCs w:val="22"/>
                 <w:color w:val="000000"/>
               </w:rPr>
-              <w:t xml:space="preserve">0</w:t>
+              <w:t xml:space="preserve">true</w:t>
             </w:r>
           </w:p>
         </w:tc>
@@ -7565,7 +7565,7 @@
                 <w:szCs w:val="22"/>
                 <w:color w:val="000000"/>
               </w:rPr>
-              <w:t xml:space="preserve">1.163299</w:t>
+              <w:t xml:space="preserve">0</w:t>
             </w:r>
           </w:p>
         </w:tc>
@@ -7620,7 +7620,7 @@
                 <w:szCs w:val="22"/>
                 <w:color w:val="000000"/>
               </w:rPr>
-              <w:t xml:space="preserve">0</w:t>
+              <w:t xml:space="preserve">0.0000000</w:t>
             </w:r>
           </w:p>
         </w:tc>
@@ -7675,7 +7675,7 @@
                 <w:szCs w:val="22"/>
                 <w:color w:val="000000"/>
               </w:rPr>
-              <w:t xml:space="preserve">0.09778074</w:t>
+              <w:t xml:space="preserve">0</w:t>
             </w:r>
           </w:p>
         </w:tc>
@@ -7730,7 +7730,7 @@
                 <w:szCs w:val="22"/>
                 <w:color w:val="000000"/>
               </w:rPr>
-              <w:t xml:space="preserve">1.173077</w:t>
+              <w:t xml:space="preserve">0.01638965</w:t>
             </w:r>
           </w:p>
         </w:tc>
@@ -7785,7 +7785,7 @@
                 <w:szCs w:val="22"/>
                 <w:color w:val="000000"/>
               </w:rPr>
-              <w:t xml:space="preserve">true</w:t>
+              <w:t xml:space="preserve">0.001638965</w:t>
             </w:r>
           </w:p>
         </w:tc>
@@ -7845,7 +7845,7 @@
                 <w:szCs w:val="22"/>
                 <w:color w:val="000000"/>
               </w:rPr>
-              <w:t xml:space="preserve">0.9</w:t>
+              <w:t xml:space="preserve">1.2</w:t>
             </w:r>
           </w:p>
         </w:tc>
@@ -7955,7 +7955,7 @@
                 <w:szCs w:val="22"/>
                 <w:color w:val="000000"/>
               </w:rPr>
-              <w:t xml:space="preserve">0.8836930</w:t>
+              <w:t xml:space="preserve">0.8573141</w:t>
             </w:r>
           </w:p>
         </w:tc>
@@ -8065,7 +8065,7 @@
                 <w:szCs w:val="22"/>
                 <w:color w:val="000000"/>
               </w:rPr>
-              <w:t xml:space="preserve">0.9252874</w:t>
+              <w:t xml:space="preserve">0.8764368</w:t>
             </w:r>
           </w:p>
         </w:tc>
@@ -8120,7 +8120,7 @@
                 <w:szCs w:val="22"/>
                 <w:color w:val="000000"/>
               </w:rPr>
-              <w:t xml:space="preserve">0.03628909</w:t>
+              <w:t xml:space="preserve">0.4050477</w:t>
             </w:r>
           </w:p>
         </w:tc>
@@ -8175,7 +8175,7 @@
                 <w:szCs w:val="22"/>
                 <w:color w:val="000000"/>
               </w:rPr>
-              <w:t xml:space="preserve">0.9550471</w:t>
+              <w:t xml:space="preserve">0.9781814</w:t>
             </w:r>
           </w:p>
         </w:tc>
@@ -8230,7 +8230,7 @@
                 <w:szCs w:val="22"/>
                 <w:color w:val="000000"/>
               </w:rPr>
-              <w:t xml:space="preserve">0.9197942</w:t>
+              <w:t xml:space="preserve">0.9345163</w:t>
             </w:r>
           </w:p>
         </w:tc>
@@ -8285,7 +8285,7 @@
                 <w:szCs w:val="22"/>
                 <w:color w:val="000000"/>
               </w:rPr>
-              <w:t xml:space="preserve">0.9917895</w:t>
+              <w:t xml:space="preserve">0.9988425</w:t>
             </w:r>
           </w:p>
         </w:tc>
@@ -8340,7 +8340,7 @@
                 <w:szCs w:val="22"/>
                 <w:color w:val="000000"/>
               </w:rPr>
-              <w:t xml:space="preserve">0.9254094</w:t>
+              <w:t xml:space="preserve">0.9408422</w:t>
             </w:r>
           </w:p>
         </w:tc>
@@ -8395,7 +8395,7 @@
                 <w:szCs w:val="22"/>
                 <w:color w:val="000000"/>
               </w:rPr>
-              <w:t xml:space="preserve">0.9863856</w:t>
+              <w:t xml:space="preserve">0.9975050</w:t>
             </w:r>
           </w:p>
         </w:tc>
@@ -8450,7 +8450,7 @@
                 <w:szCs w:val="22"/>
                 <w:color w:val="000000"/>
               </w:rPr>
-              <w:t xml:space="preserve">8.676916</w:t>
+              <w:t xml:space="preserve">10.052171</w:t>
             </w:r>
           </w:p>
         </w:tc>
@@ -8505,7 +8505,7 @@
                 <w:szCs w:val="22"/>
                 <w:color w:val="000000"/>
               </w:rPr>
-              <w:t xml:space="preserve">5.011027</w:t>
+              <w:t xml:space="preserve">9.011936</w:t>
             </w:r>
           </w:p>
         </w:tc>
@@ -8560,7 +8560,7 @@
                 <w:szCs w:val="22"/>
                 <w:color w:val="000000"/>
               </w:rPr>
-              <w:t xml:space="preserve">-3.665889</w:t>
+              <w:t xml:space="preserve">-1.0402349</w:t>
             </w:r>
           </w:p>
         </w:tc>
@@ -8615,7 +8615,7 @@
                 <w:szCs w:val="22"/>
                 <w:color w:val="000000"/>
               </w:rPr>
-              <w:t xml:space="preserve">-5.332424</w:t>
+              <w:t xml:space="preserve">-3.100180</w:t>
             </w:r>
           </w:p>
         </w:tc>
@@ -8670,7 +8670,7 @@
                 <w:szCs w:val="22"/>
                 <w:color w:val="000000"/>
               </w:rPr>
-              <w:t xml:space="preserve">-2.0848387</w:t>
+              <w:t xml:space="preserve">1.171392</w:t>
             </w:r>
           </w:p>
         </w:tc>
@@ -8725,7 +8725,7 @@
                 <w:szCs w:val="22"/>
                 <w:color w:val="000000"/>
               </w:rPr>
-              <w:t xml:space="preserve">-5.025334</w:t>
+              <w:t xml:space="preserve">-2.743412</w:t>
             </w:r>
           </w:p>
         </w:tc>
@@ -8780,7 +8780,7 @@
                 <w:szCs w:val="22"/>
                 <w:color w:val="000000"/>
               </w:rPr>
-              <w:t xml:space="preserve">-2.3537337</w:t>
+              <w:t xml:space="preserve">0.7649996</w:t>
             </w:r>
           </w:p>
         </w:tc>
@@ -8835,7 +8835,7 @@
                 <w:szCs w:val="22"/>
                 <w:color w:val="000000"/>
               </w:rPr>
-              <w:t xml:space="preserve">-0.2428506</w:t>
+              <w:t xml:space="preserve">-0.06101268</w:t>
             </w:r>
           </w:p>
         </w:tc>
@@ -8890,7 +8890,7 @@
                 <w:szCs w:val="22"/>
                 <w:color w:val="000000"/>
               </w:rPr>
-              <w:t xml:space="preserve">0.2367899</w:t>
+              <w:t xml:space="preserve">0.07154966</w:t>
             </w:r>
           </w:p>
         </w:tc>
@@ -8945,7 +8945,7 @@
                 <w:szCs w:val="22"/>
                 <w:color w:val="000000"/>
               </w:rPr>
-              <w:t xml:space="preserve">0.1917638</w:t>
+              <w:t xml:space="preserve">0.04128215</w:t>
             </w:r>
           </w:p>
         </w:tc>
@@ -9000,7 +9000,7 @@
                 <w:szCs w:val="22"/>
                 <w:color w:val="000000"/>
               </w:rPr>
-              <w:t xml:space="preserve">0.2835525</w:t>
+              <w:t xml:space="preserve">0.1321436</w:t>
             </w:r>
           </w:p>
         </w:tc>
@@ -9055,7 +9055,7 @@
                 <w:szCs w:val="22"/>
                 <w:color w:val="000000"/>
               </w:rPr>
-              <w:t xml:space="preserve">0.000000000</w:t>
+              <w:t xml:space="preserve">-0.01077069</w:t>
             </w:r>
           </w:p>
         </w:tc>
@@ -9110,7 +9110,7 @@
                 <w:szCs w:val="22"/>
                 <w:color w:val="000000"/>
               </w:rPr>
-              <w:t xml:space="preserve">-0.015008683</w:t>
+              <w:t xml:space="preserve">-0.03880344</w:t>
             </w:r>
           </w:p>
         </w:tc>
@@ -9165,7 +9165,7 @@
                 <w:szCs w:val="22"/>
                 <w:color w:val="000000"/>
               </w:rPr>
-              <w:t xml:space="preserve">0</w:t>
+              <w:t xml:space="preserve">-0.003349045</w:t>
             </w:r>
           </w:p>
         </w:tc>
@@ -9220,7 +9220,7 @@
                 <w:szCs w:val="22"/>
                 <w:color w:val="000000"/>
               </w:rPr>
-              <w:t xml:space="preserve">0.6716</w:t>
+              <w:t xml:space="preserve">0.0129</w:t>
             </w:r>
           </w:p>
         </w:tc>
@@ -9275,7 +9275,7 @@
                 <w:szCs w:val="22"/>
                 <w:color w:val="000000"/>
               </w:rPr>
-              <w:t xml:space="preserve">0</w:t>
+              <w:t xml:space="preserve">0.0002</w:t>
             </w:r>
           </w:p>
         </w:tc>
@@ -9330,7 +9330,7 @@
                 <w:szCs w:val="22"/>
                 <w:color w:val="000000"/>
               </w:rPr>
-              <w:t xml:space="preserve">6.843971</w:t>
+              <w:t xml:space="preserve">9.532053</w:t>
             </w:r>
           </w:p>
         </w:tc>
@@ -9440,7 +9440,7 @@
                 <w:szCs w:val="22"/>
                 <w:color w:val="000000"/>
               </w:rPr>
-              <w:t xml:space="preserve">false</w:t>
+              <w:t xml:space="preserve">true</w:t>
             </w:r>
           </w:p>
         </w:tc>
@@ -9770,7 +9770,7 @@
                 <w:szCs w:val="22"/>
                 <w:color w:val="000000"/>
               </w:rPr>
-              <w:t xml:space="preserve">false</w:t>
+              <w:t xml:space="preserve">true</w:t>
             </w:r>
           </w:p>
         </w:tc>
@@ -9825,7 +9825,7 @@
                 <w:szCs w:val="22"/>
                 <w:color w:val="000000"/>
               </w:rPr>
-              <w:t xml:space="preserve">false</w:t>
+              <w:t xml:space="preserve">true</w:t>
             </w:r>
           </w:p>
         </w:tc>
@@ -9880,7 +9880,7 @@
                 <w:szCs w:val="22"/>
                 <w:color w:val="000000"/>
               </w:rPr>
-              <w:t xml:space="preserve">false</w:t>
+              <w:t xml:space="preserve">true</w:t>
             </w:r>
           </w:p>
         </w:tc>
@@ -9935,7 +9935,7 @@
                 <w:szCs w:val="22"/>
                 <w:color w:val="000000"/>
               </w:rPr>
-              <w:t xml:space="preserve">0</w:t>
+              <w:t xml:space="preserve">true</w:t>
             </w:r>
           </w:p>
         </w:tc>
@@ -9990,7 +9990,7 @@
                 <w:szCs w:val="22"/>
                 <w:color w:val="000000"/>
               </w:rPr>
-              <w:t xml:space="preserve">2.332424</w:t>
+              <w:t xml:space="preserve">0</w:t>
             </w:r>
           </w:p>
         </w:tc>
@@ -10045,7 +10045,7 @@
                 <w:szCs w:val="22"/>
                 <w:color w:val="000000"/>
               </w:rPr>
-              <w:t xml:space="preserve">0</w:t>
+              <w:t xml:space="preserve">0.1001798</w:t>
             </w:r>
           </w:p>
         </w:tc>
@@ -10100,7 +10100,7 @@
                 <w:szCs w:val="22"/>
                 <w:color w:val="000000"/>
               </w:rPr>
-              <w:t xml:space="preserve">0.18355247</w:t>
+              <w:t xml:space="preserve">0</w:t>
             </w:r>
           </w:p>
         </w:tc>
@@ -10155,7 +10155,7 @@
                 <w:szCs w:val="22"/>
                 <w:color w:val="000000"/>
               </w:rPr>
-              <w:t xml:space="preserve">2.350779</w:t>
+              <w:t xml:space="preserve">0.03214360</w:t>
             </w:r>
           </w:p>
         </w:tc>
@@ -10210,7 +10210,7 @@
                 <w:szCs w:val="22"/>
                 <w:color w:val="000000"/>
               </w:rPr>
-              <w:t xml:space="preserve">true</w:t>
+              <w:t xml:space="preserve">0.103394166</w:t>
             </w:r>
           </w:p>
         </w:tc>
@@ -10270,7 +10270,7 @@
                 <w:szCs w:val="22"/>
                 <w:color w:val="000000"/>
               </w:rPr>
-              <w:t xml:space="preserve">1.1</w:t>
+              <w:t xml:space="preserve">1.3</w:t>
             </w:r>
           </w:p>
         </w:tc>
@@ -10380,7 +10380,7 @@
                 <w:szCs w:val="22"/>
                 <w:color w:val="000000"/>
               </w:rPr>
-              <w:t xml:space="preserve">0.8764988</w:t>
+              <w:t xml:space="preserve">0.8597122</w:t>
             </w:r>
           </w:p>
         </w:tc>
@@ -10490,7 +10490,7 @@
                 <w:szCs w:val="22"/>
                 <w:color w:val="000000"/>
               </w:rPr>
-              <w:t xml:space="preserve">0.9252874</w:t>
+              <w:t xml:space="preserve">0.8649425</w:t>
             </w:r>
           </w:p>
         </w:tc>
@@ -10545,7 +10545,7 @@
                 <w:szCs w:val="22"/>
                 <w:color w:val="000000"/>
               </w:rPr>
-              <w:t xml:space="preserve">0.01395669</w:t>
+              <w:t xml:space="preserve">0.8538832</w:t>
             </w:r>
           </w:p>
         </w:tc>
@@ -10600,7 +10600,7 @@
                 <w:szCs w:val="22"/>
                 <w:color w:val="000000"/>
               </w:rPr>
-              <w:t xml:space="preserve">0.9472720</w:t>
+              <w:t xml:space="preserve">0.9939530</w:t>
             </w:r>
           </w:p>
         </w:tc>
@@ -10655,7 +10655,7 @@
                 <w:szCs w:val="22"/>
                 <w:color w:val="000000"/>
               </w:rPr>
-              <w:t xml:space="preserve">0.9115661</w:t>
+              <w:t xml:space="preserve">0.9431480</w:t>
             </w:r>
           </w:p>
         </w:tc>
@@ -10710,7 +10710,7 @@
                 <w:szCs w:val="22"/>
                 <w:color w:val="000000"/>
               </w:rPr>
-              <w:t xml:space="preserve">0.9863886</w:t>
+              <w:t xml:space="preserve">0.9992427</w:t>
             </w:r>
           </w:p>
         </w:tc>
@@ -10765,7 +10765,7 @@
                 <w:szCs w:val="22"/>
                 <w:color w:val="000000"/>
               </w:rPr>
-              <w:t xml:space="preserve">0.9167212</w:t>
+              <w:t xml:space="preserve">0.9499526</w:t>
             </w:r>
           </w:p>
         </w:tc>
@@ -10820,7 +10820,7 @@
                 <w:szCs w:val="22"/>
                 <w:color w:val="000000"/>
               </w:rPr>
-              <w:t xml:space="preserve">0.9797282</w:t>
+              <w:t xml:space="preserve">0.9985612</w:t>
             </w:r>
           </w:p>
         </w:tc>
@@ -10875,7 +10875,7 @@
                 <w:szCs w:val="22"/>
                 <w:color w:val="000000"/>
               </w:rPr>
-              <w:t xml:space="preserve">8.889156</w:t>
+              <w:t xml:space="preserve">9.842657</w:t>
             </w:r>
           </w:p>
         </w:tc>
@@ -10930,7 +10930,7 @@
                 <w:szCs w:val="22"/>
                 <w:color w:val="000000"/>
               </w:rPr>
-              <w:t xml:space="preserve">5.079766</w:t>
+              <w:t xml:space="preserve">9.390726</w:t>
             </w:r>
           </w:p>
         </w:tc>
@@ -10985,7 +10985,7 @@
                 <w:szCs w:val="22"/>
                 <w:color w:val="000000"/>
               </w:rPr>
-              <w:t xml:space="preserve">-3.809390</w:t>
+              <w:t xml:space="preserve">-0.4519308</w:t>
             </w:r>
           </w:p>
         </w:tc>
@@ -11040,7 +11040,7 @@
                 <w:szCs w:val="22"/>
                 <w:color w:val="000000"/>
               </w:rPr>
-              <w:t xml:space="preserve">-5.414614</w:t>
+              <w:t xml:space="preserve">-2.433372</w:t>
             </w:r>
           </w:p>
         </w:tc>
@@ -11095,7 +11095,7 @@
                 <w:szCs w:val="22"/>
                 <w:color w:val="000000"/>
               </w:rPr>
-              <w:t xml:space="preserve">-2.2516856</w:t>
+              <w:t xml:space="preserve">1.840803</w:t>
             </w:r>
           </w:p>
         </w:tc>
@@ -11150,7 +11150,7 @@
                 <w:szCs w:val="22"/>
                 <w:color w:val="000000"/>
               </w:rPr>
-              <w:t xml:space="preserve">-5.162097</w:t>
+              <w:t xml:space="preserve">-2.137094</w:t>
             </w:r>
           </w:p>
         </w:tc>
@@ -11205,7 +11205,7 @@
                 <w:szCs w:val="22"/>
                 <w:color w:val="000000"/>
               </w:rPr>
-              <w:t xml:space="preserve">-2.5129893</w:t>
+              <w:t xml:space="preserve">1.4408359</w:t>
             </w:r>
           </w:p>
         </w:tc>
@@ -11260,7 +11260,7 @@
                 <w:szCs w:val="22"/>
                 <w:color w:val="000000"/>
               </w:rPr>
-              <w:t xml:space="preserve">-0.2505750</w:t>
+              <w:t xml:space="preserve">-0.02655518</w:t>
             </w:r>
           </w:p>
         </w:tc>
@@ -11315,7 +11315,7 @@
                 <w:szCs w:val="22"/>
                 <w:color w:val="000000"/>
               </w:rPr>
-              <w:t xml:space="preserve">0.2075581</w:t>
+              <w:t xml:space="preserve">0.06328041</w:t>
             </w:r>
           </w:p>
         </w:tc>
@@ -11370,7 +11370,7 @@
                 <w:szCs w:val="22"/>
                 <w:color w:val="000000"/>
               </w:rPr>
-              <w:t xml:space="preserve">0.1687536</w:t>
+              <w:t xml:space="preserve">0.03694183</w:t>
             </w:r>
           </w:p>
         </w:tc>
@@ -11425,7 +11425,7 @@
                 <w:szCs w:val="22"/>
                 <w:color w:val="000000"/>
               </w:rPr>
-              <w:t xml:space="preserve">0.2605237</w:t>
+              <w:t xml:space="preserve">0.1272224</w:t>
             </w:r>
           </w:p>
         </w:tc>
@@ -11480,7 +11480,7 @@
                 <w:szCs w:val="22"/>
                 <w:color w:val="000000"/>
               </w:rPr>
-              <w:t xml:space="preserve">0.000000000</w:t>
+              <w:t xml:space="preserve">-0.02123129</w:t>
             </w:r>
           </w:p>
         </w:tc>
@@ -11535,7 +11535,7 @@
                 <w:szCs w:val="22"/>
                 <w:color w:val="000000"/>
               </w:rPr>
-              <w:t xml:space="preserve">-0.014057719</w:t>
+              <w:t xml:space="preserve">-0.05284049</w:t>
             </w:r>
           </w:p>
         </w:tc>
@@ -11590,7 +11590,7 @@
                 <w:szCs w:val="22"/>
                 <w:color w:val="000000"/>
               </w:rPr>
-              <w:t xml:space="preserve">0</w:t>
+              <w:t xml:space="preserve">-0.005974531</w:t>
             </w:r>
           </w:p>
         </w:tc>
@@ -11645,7 +11645,7 @@
                 <w:szCs w:val="22"/>
                 <w:color w:val="000000"/>
               </w:rPr>
-              <w:t xml:space="preserve">0.7303</w:t>
+              <w:t xml:space="preserve">0.0083</w:t>
             </w:r>
           </w:p>
         </w:tc>
@@ -11700,7 +11700,7 @@
                 <w:szCs w:val="22"/>
                 <w:color w:val="000000"/>
               </w:rPr>
-              <w:t xml:space="preserve">0</w:t>
+              <w:t xml:space="preserve">0.0007</w:t>
             </w:r>
           </w:p>
         </w:tc>
@@ -11755,7 +11755,7 @@
                 <w:szCs w:val="22"/>
                 <w:color w:val="000000"/>
               </w:rPr>
-              <w:t xml:space="preserve">6.984461</w:t>
+              <w:t xml:space="preserve">9.616691</w:t>
             </w:r>
           </w:p>
         </w:tc>
@@ -11865,7 +11865,7 @@
                 <w:szCs w:val="22"/>
                 <w:color w:val="000000"/>
               </w:rPr>
-              <w:t xml:space="preserve">false</w:t>
+              <w:t xml:space="preserve">true</w:t>
             </w:r>
           </w:p>
         </w:tc>
@@ -12195,7 +12195,7 @@
                 <w:szCs w:val="22"/>
                 <w:color w:val="000000"/>
               </w:rPr>
-              <w:t xml:space="preserve">false</w:t>
+              <w:t xml:space="preserve">true</w:t>
             </w:r>
           </w:p>
         </w:tc>
@@ -12250,7 +12250,7 @@
                 <w:szCs w:val="22"/>
                 <w:color w:val="000000"/>
               </w:rPr>
-              <w:t xml:space="preserve">false</w:t>
+              <w:t xml:space="preserve">true</w:t>
             </w:r>
           </w:p>
         </w:tc>
@@ -12305,7 +12305,7 @@
                 <w:szCs w:val="22"/>
                 <w:color w:val="000000"/>
               </w:rPr>
-              <w:t xml:space="preserve">false</w:t>
+              <w:t xml:space="preserve">true</w:t>
             </w:r>
           </w:p>
         </w:tc>
@@ -12360,7 +12360,7 @@
                 <w:szCs w:val="22"/>
                 <w:color w:val="000000"/>
               </w:rPr>
-              <w:t xml:space="preserve">0</w:t>
+              <w:t xml:space="preserve">true</w:t>
             </w:r>
           </w:p>
         </w:tc>
@@ -12415,7 +12415,7 @@
                 <w:szCs w:val="22"/>
                 <w:color w:val="000000"/>
               </w:rPr>
-              <w:t xml:space="preserve">2.414614</w:t>
+              <w:t xml:space="preserve">0</w:t>
             </w:r>
           </w:p>
         </w:tc>
@@ -12470,7 +12470,7 @@
                 <w:szCs w:val="22"/>
                 <w:color w:val="000000"/>
               </w:rPr>
-              <w:t xml:space="preserve">0</w:t>
+              <w:t xml:space="preserve">0.0000000</w:t>
             </w:r>
           </w:p>
         </w:tc>
@@ -12525,7 +12525,7 @@
                 <w:szCs w:val="22"/>
                 <w:color w:val="000000"/>
               </w:rPr>
-              <w:t xml:space="preserve">0.16052365</w:t>
+              <w:t xml:space="preserve">0</w:t>
             </w:r>
           </w:p>
         </w:tc>
@@ -12580,7 +12580,7 @@
                 <w:szCs w:val="22"/>
                 <w:color w:val="000000"/>
               </w:rPr>
-              <w:t xml:space="preserve">2.430667</w:t>
+              <w:t xml:space="preserve">0.02722236</w:t>
             </w:r>
           </w:p>
         </w:tc>
@@ -12635,7 +12635,7 @@
                 <w:szCs w:val="22"/>
                 <w:color w:val="000000"/>
               </w:rPr>
-              <w:t xml:space="preserve">true</w:t>
+              <w:t xml:space="preserve">0.002722236</w:t>
             </w:r>
           </w:p>
         </w:tc>
@@ -12805,7 +12805,7 @@
                 <w:szCs w:val="22"/>
                 <w:color w:val="000000"/>
               </w:rPr>
-              <w:t xml:space="preserve">0.8812950</w:t>
+              <w:t xml:space="preserve">0.8585132</w:t>
             </w:r>
           </w:p>
         </w:tc>
@@ -12915,7 +12915,7 @@
                 <w:szCs w:val="22"/>
                 <w:color w:val="000000"/>
               </w:rPr>
-              <w:t xml:space="preserve">0.9166667</w:t>
+              <w:t xml:space="preserve">0.8563218</w:t>
             </w:r>
           </w:p>
         </w:tc>
@@ -12970,7 +12970,7 @@
                 <w:szCs w:val="22"/>
                 <w:color w:val="000000"/>
               </w:rPr>
-              <w:t xml:space="preserve">0.08097985</w:t>
+              <w:t xml:space="preserve">0.9273240</w:t>
             </w:r>
           </w:p>
         </w:tc>
@@ -13025,7 +13025,7 @@
                 <w:szCs w:val="22"/>
                 <w:color w:val="000000"/>
               </w:rPr>
-              <w:t xml:space="preserve">0.9614127</w:t>
+              <w:t xml:space="preserve">0.9974475</w:t>
             </w:r>
           </w:p>
         </w:tc>
@@ -13080,7 +13080,7 @@
                 <w:szCs w:val="22"/>
                 <w:color w:val="000000"/>
               </w:rPr>
-              <w:t xml:space="preserve">0.9248552</w:t>
+              <w:t xml:space="preserve">0.9420899</w:t>
             </w:r>
           </w:p>
         </w:tc>
@@ -13135,7 +13135,7 @@
                 <w:szCs w:val="22"/>
                 <w:color w:val="000000"/>
               </w:rPr>
-              <w:t xml:space="preserve">0.9956380</w:t>
+              <w:t xml:space="preserve">0.9992069</w:t>
             </w:r>
           </w:p>
         </w:tc>
@@ -13190,7 +13190,7 @@
                 <w:szCs w:val="22"/>
                 <w:color w:val="000000"/>
               </w:rPr>
-              <w:t xml:space="preserve">0.9305292</w:t>
+              <w:t xml:space="preserve">0.9489441</w:t>
             </w:r>
           </w:p>
         </w:tc>
@@ -13245,7 +13245,7 @@
                 <w:szCs w:val="22"/>
                 <w:color w:val="000000"/>
               </w:rPr>
-              <w:t xml:space="preserve">0.9923497</w:t>
+              <w:t xml:space="preserve">0.9985632</w:t>
             </w:r>
           </w:p>
         </w:tc>
@@ -13300,7 +13300,7 @@
                 <w:szCs w:val="22"/>
                 <w:color w:val="000000"/>
               </w:rPr>
-              <w:t xml:space="preserve">8.951231</w:t>
+              <w:t xml:space="preserve">9.980474</w:t>
             </w:r>
           </w:p>
         </w:tc>
@@ -13355,7 +13355,7 @@
                 <w:szCs w:val="22"/>
                 <w:color w:val="000000"/>
               </w:rPr>
-              <w:t xml:space="preserve">5.190127</w:t>
+              <w:t xml:space="preserve">10.162242</w:t>
             </w:r>
           </w:p>
         </w:tc>
@@ -13410,7 +13410,7 @@
                 <w:szCs w:val="22"/>
                 <w:color w:val="000000"/>
               </w:rPr>
-              <w:t xml:space="preserve">-3.761104</w:t>
+              <w:t xml:space="preserve">0.1817676</w:t>
             </w:r>
           </w:p>
         </w:tc>
@@ -13465,7 +13465,7 @@
                 <w:szCs w:val="22"/>
                 <w:color w:val="000000"/>
               </w:rPr>
-              <w:t xml:space="preserve">-5.415379</w:t>
+              <w:t xml:space="preserve">-2.019280</w:t>
             </w:r>
           </w:p>
         </w:tc>
@@ -13520,7 +13520,7 @@
                 <w:szCs w:val="22"/>
                 <w:color w:val="000000"/>
               </w:rPr>
-              <w:t xml:space="preserve">-2.1351147</w:t>
+              <w:t xml:space="preserve">2.405216</w:t>
             </w:r>
           </w:p>
         </w:tc>
@@ -13575,7 +13575,7 @@
                 <w:szCs w:val="22"/>
                 <w:color w:val="000000"/>
               </w:rPr>
-              <w:t xml:space="preserve">-5.138294</w:t>
+              <w:t xml:space="preserve">-1.699382</w:t>
             </w:r>
           </w:p>
         </w:tc>
@@ -13630,7 +13630,7 @@
                 <w:szCs w:val="22"/>
                 <w:color w:val="000000"/>
               </w:rPr>
-              <w:t xml:space="preserve">-2.4214968</w:t>
+              <w:t xml:space="preserve">2.1359416</w:t>
             </w:r>
           </w:p>
         </w:tc>
@@ -13685,7 +13685,7 @@
                 <w:szCs w:val="22"/>
                 <w:color w:val="000000"/>
               </w:rPr>
-              <w:t xml:space="preserve">-0.2461084</w:t>
+              <w:t xml:space="preserve">0.01040285</w:t>
             </w:r>
           </w:p>
         </w:tc>
@@ -13740,7 +13740,7 @@
                 <w:szCs w:val="22"/>
                 <w:color w:val="000000"/>
               </w:rPr>
-              <w:t xml:space="preserve">0.2228975</w:t>
+              <w:t xml:space="preserve">0.06923427</w:t>
             </w:r>
           </w:p>
         </w:tc>
@@ -13795,7 +13795,7 @@
                 <w:szCs w:val="22"/>
                 <w:color w:val="000000"/>
               </w:rPr>
-              <w:t xml:space="preserve">0.1805166</w:t>
+              <w:t xml:space="preserve">0.03876209</w:t>
             </w:r>
           </w:p>
         </w:tc>
@@ -13850,7 +13850,7 @@
                 <w:szCs w:val="22"/>
                 <w:color w:val="000000"/>
               </w:rPr>
-              <w:t xml:space="preserve">0.2721636</w:t>
+              <w:t xml:space="preserve">0.1303926</w:t>
             </w:r>
           </w:p>
         </w:tc>
@@ -13905,7 +13905,7 @@
                 <w:szCs w:val="22"/>
                 <w:color w:val="000000"/>
               </w:rPr>
-              <w:t xml:space="preserve">0.000000000</w:t>
+              <w:t xml:space="preserve">-0.02437360</w:t>
             </w:r>
           </w:p>
         </w:tc>
@@ -13960,7 +13960,7 @@
                 <w:szCs w:val="22"/>
                 <w:color w:val="000000"/>
               </w:rPr>
-              <w:t xml:space="preserve">-0.015711569</w:t>
+              <w:t xml:space="preserve">-0.05490987</w:t>
             </w:r>
           </w:p>
         </w:tc>
@@ -14015,7 +14015,7 @@
                 <w:szCs w:val="22"/>
                 <w:color w:val="000000"/>
               </w:rPr>
-              <w:t xml:space="preserve">0</w:t>
+              <w:t xml:space="preserve">-0.008848094</w:t>
             </w:r>
           </w:p>
         </w:tc>
@@ -14070,7 +14070,7 @@
                 <w:szCs w:val="22"/>
                 <w:color w:val="000000"/>
               </w:rPr>
-              <w:t xml:space="preserve">0.6827</w:t>
+              <w:t xml:space="preserve">0.0060</w:t>
             </w:r>
           </w:p>
         </w:tc>
@@ -14125,7 +14125,7 @@
                 <w:szCs w:val="22"/>
                 <w:color w:val="000000"/>
               </w:rPr>
-              <w:t xml:space="preserve">0</w:t>
+              <w:t xml:space="preserve">0.0004</w:t>
             </w:r>
           </w:p>
         </w:tc>
@@ -14180,7 +14180,7 @@
                 <w:szCs w:val="22"/>
                 <w:color w:val="000000"/>
               </w:rPr>
-              <w:t xml:space="preserve">7.070679</w:t>
+              <w:t xml:space="preserve">10.071358</w:t>
             </w:r>
           </w:p>
         </w:tc>
@@ -14290,7 +14290,7 @@
                 <w:szCs w:val="22"/>
                 <w:color w:val="000000"/>
               </w:rPr>
-              <w:t xml:space="preserve">false</w:t>
+              <w:t xml:space="preserve">true</w:t>
             </w:r>
           </w:p>
         </w:tc>
@@ -14620,7 +14620,7 @@
                 <w:szCs w:val="22"/>
                 <w:color w:val="000000"/>
               </w:rPr>
-              <w:t xml:space="preserve">false</w:t>
+              <w:t xml:space="preserve">true</w:t>
             </w:r>
           </w:p>
         </w:tc>
@@ -14675,7 +14675,7 @@
                 <w:szCs w:val="22"/>
                 <w:color w:val="000000"/>
               </w:rPr>
-              <w:t xml:space="preserve">false</w:t>
+              <w:t xml:space="preserve">true</w:t>
             </w:r>
           </w:p>
         </w:tc>
@@ -14730,7 +14730,7 @@
                 <w:szCs w:val="22"/>
                 <w:color w:val="000000"/>
               </w:rPr>
-              <w:t xml:space="preserve">false</w:t>
+              <w:t xml:space="preserve">true</w:t>
             </w:r>
           </w:p>
         </w:tc>
@@ -14785,7 +14785,7 @@
                 <w:szCs w:val="22"/>
                 <w:color w:val="000000"/>
               </w:rPr>
-              <w:t xml:space="preserve">0</w:t>
+              <w:t xml:space="preserve">true</w:t>
             </w:r>
           </w:p>
         </w:tc>
@@ -14840,7 +14840,7 @@
                 <w:szCs w:val="22"/>
                 <w:color w:val="000000"/>
               </w:rPr>
-              <w:t xml:space="preserve">2.415379</w:t>
+              <w:t xml:space="preserve">0</w:t>
             </w:r>
           </w:p>
         </w:tc>
@@ -14895,7 +14895,7 @@
                 <w:szCs w:val="22"/>
                 <w:color w:val="000000"/>
               </w:rPr>
-              <w:t xml:space="preserve">0</w:t>
+              <w:t xml:space="preserve">0.0000000</w:t>
             </w:r>
           </w:p>
         </w:tc>
@@ -14950,7 +14950,7 @@
                 <w:szCs w:val="22"/>
                 <w:color w:val="000000"/>
               </w:rPr>
-              <w:t xml:space="preserve">0.17216365</w:t>
+              <w:t xml:space="preserve">0</w:t>
             </w:r>
           </w:p>
         </w:tc>
@@ -15005,7 +15005,7 @@
                 <w:szCs w:val="22"/>
                 <w:color w:val="000000"/>
               </w:rPr>
-              <w:t xml:space="preserve">2.432596</w:t>
+              <w:t xml:space="preserve">0.03039258</w:t>
             </w:r>
           </w:p>
         </w:tc>
@@ -15060,7 +15060,7 @@
                 <w:szCs w:val="22"/>
                 <w:color w:val="000000"/>
               </w:rPr>
-              <w:t xml:space="preserve">true</w:t>
+              <w:t xml:space="preserve">0.003039258</w:t>
             </w:r>
           </w:p>
         </w:tc>
@@ -15120,7 +15120,7 @@
                 <w:szCs w:val="22"/>
                 <w:color w:val="000000"/>
               </w:rPr>
-              <w:t xml:space="preserve">1.4</w:t>
+              <w:t xml:space="preserve">1.1</w:t>
             </w:r>
           </w:p>
         </w:tc>
@@ -15230,7 +15230,7 @@
                 <w:szCs w:val="22"/>
                 <w:color w:val="000000"/>
               </w:rPr>
-              <w:t xml:space="preserve">0.8764988</w:t>
+              <w:t xml:space="preserve">0.8465228</w:t>
             </w:r>
           </w:p>
         </w:tc>
@@ -15340,7 +15340,7 @@
                 <w:szCs w:val="22"/>
                 <w:color w:val="000000"/>
               </w:rPr>
-              <w:t xml:space="preserve">0.9252874</w:t>
+              <w:t xml:space="preserve">0.8620690</w:t>
             </w:r>
           </w:p>
         </w:tc>
@@ -15395,7 +15395,7 @@
                 <w:szCs w:val="22"/>
                 <w:color w:val="000000"/>
               </w:rPr>
-              <w:t xml:space="preserve">0.01395669</w:t>
+              <w:t xml:space="preserve">0.5310089</w:t>
             </w:r>
           </w:p>
         </w:tc>
@@ -15450,7 +15450,7 @@
                 <w:szCs w:val="22"/>
                 <w:color w:val="000000"/>
               </w:rPr>
-              <w:t xml:space="preserve">0.9472720</w:t>
+              <w:t xml:space="preserve">0.9819664</w:t>
             </w:r>
           </w:p>
         </w:tc>
@@ -15505,7 +15505,7 @@
                 <w:szCs w:val="22"/>
                 <w:color w:val="000000"/>
               </w:rPr>
-              <w:t xml:space="preserve">0.9115661</w:t>
+              <w:t xml:space="preserve">0.9341363</w:t>
             </w:r>
           </w:p>
         </w:tc>
@@ -15560,7 +15560,7 @@
                 <w:szCs w:val="22"/>
                 <w:color w:val="000000"/>
               </w:rPr>
-              <w:t xml:space="preserve">0.9863886</w:t>
+              <w:t xml:space="preserve">0.9989100</w:t>
             </w:r>
           </w:p>
         </w:tc>
@@ -15615,7 +15615,7 @@
                 <w:szCs w:val="22"/>
                 <w:color w:val="000000"/>
               </w:rPr>
-              <w:t xml:space="preserve">0.9167212</w:t>
+              <w:t xml:space="preserve">0.9415167</w:t>
             </w:r>
           </w:p>
         </w:tc>
@@ -15670,7 +15670,7 @@
                 <w:szCs w:val="22"/>
                 <w:color w:val="000000"/>
               </w:rPr>
-              <w:t xml:space="preserve">0.9797282</w:t>
+              <w:t xml:space="preserve">0.9978104</w:t>
             </w:r>
           </w:p>
         </w:tc>
@@ -15725,7 +15725,7 @@
                 <w:szCs w:val="22"/>
                 <w:color w:val="000000"/>
               </w:rPr>
-              <w:t xml:space="preserve">9.140226</w:t>
+              <w:t xml:space="preserve">10.486293</w:t>
             </w:r>
           </w:p>
         </w:tc>
@@ -15780,7 +15780,7 @@
                 <w:szCs w:val="22"/>
                 <w:color w:val="000000"/>
               </w:rPr>
-              <w:t xml:space="preserve">5.079168</w:t>
+              <w:t xml:space="preserve">9.951310</w:t>
             </w:r>
           </w:p>
         </w:tc>
@@ -15835,7 +15835,7 @@
                 <w:szCs w:val="22"/>
                 <w:color w:val="000000"/>
               </w:rPr>
-              <w:t xml:space="preserve">-4.061058</w:t>
+              <w:t xml:space="preserve">-0.5349827</w:t>
             </w:r>
           </w:p>
         </w:tc>
@@ -15890,7 +15890,7 @@
                 <w:szCs w:val="22"/>
                 <w:color w:val="000000"/>
               </w:rPr>
-              <w:t xml:space="preserve">-5.711080</w:t>
+              <w:t xml:space="preserve">-2.792340</w:t>
             </w:r>
           </w:p>
         </w:tc>
@@ -15945,7 +15945,7 @@
                 <w:szCs w:val="22"/>
                 <w:color w:val="000000"/>
               </w:rPr>
-              <w:t xml:space="preserve">-2.4059890</w:t>
+              <w:t xml:space="preserve">1.684655</w:t>
             </w:r>
           </w:p>
         </w:tc>
@@ -16000,7 +16000,7 @@
                 <w:szCs w:val="22"/>
                 <w:color w:val="000000"/>
               </w:rPr>
-              <w:t xml:space="preserve">-5.457221</w:t>
+              <w:t xml:space="preserve">-2.473424</w:t>
             </w:r>
           </w:p>
         </w:tc>
@@ -16055,7 +16055,7 @@
                 <w:szCs w:val="22"/>
                 <w:color w:val="000000"/>
               </w:rPr>
-              <w:t xml:space="preserve">-2.6591502</w:t>
+              <w:t xml:space="preserve">1.3674341</w:t>
             </w:r>
           </w:p>
         </w:tc>
@@ -16110,7 +16110,7 @@
                 <w:szCs w:val="22"/>
                 <w:color w:val="000000"/>
               </w:rPr>
-              <w:t xml:space="preserve">-0.2583225</w:t>
+              <w:t xml:space="preserve">-0.02978245</w:t>
             </w:r>
           </w:p>
         </w:tc>
@@ -16165,7 +16165,7 @@
                 <w:szCs w:val="22"/>
                 <w:color w:val="000000"/>
               </w:rPr>
-              <w:t xml:space="preserve">0.2061523</w:t>
+              <w:t xml:space="preserve">0.06383858</w:t>
             </w:r>
           </w:p>
         </w:tc>
@@ -16220,7 +16220,7 @@
                 <w:szCs w:val="22"/>
                 <w:color w:val="000000"/>
               </w:rPr>
-              <w:t xml:space="preserve">0.1679866</w:t>
+              <w:t xml:space="preserve">0.03725192</w:t>
             </w:r>
           </w:p>
         </w:tc>
@@ -16275,7 +16275,7 @@
                 <w:szCs w:val="22"/>
                 <w:color w:val="000000"/>
               </w:rPr>
-              <w:t xml:space="preserve">0.2604823</w:t>
+              <w:t xml:space="preserve">0.1286498</w:t>
             </w:r>
           </w:p>
         </w:tc>
@@ -16330,7 +16330,7 @@
                 <w:szCs w:val="22"/>
                 <w:color w:val="000000"/>
               </w:rPr>
-              <w:t xml:space="preserve">0.000000000</w:t>
+              <w:t xml:space="preserve">-0.01598032</w:t>
             </w:r>
           </w:p>
         </w:tc>
@@ -16385,7 +16385,7 @@
                 <w:szCs w:val="22"/>
                 <w:color w:val="000000"/>
               </w:rPr>
-              <w:t xml:space="preserve">-0.006160589</w:t>
+              <w:t xml:space="preserve">-0.04688663</w:t>
             </w:r>
           </w:p>
         </w:tc>
@@ -16440,7 +16440,7 @@
                 <w:szCs w:val="22"/>
                 <w:color w:val="000000"/>
               </w:rPr>
-              <w:t xml:space="preserve">0</w:t>
+              <w:t xml:space="preserve">-0.002150004</w:t>
             </w:r>
           </w:p>
         </w:tc>
@@ -16495,7 +16495,7 @@
                 <w:szCs w:val="22"/>
                 <w:color w:val="000000"/>
               </w:rPr>
-              <w:t xml:space="preserve">0.8533</w:t>
+              <w:t xml:space="preserve">0.0301</w:t>
             </w:r>
           </w:p>
         </w:tc>
@@ -16550,7 +16550,7 @@
                 <w:szCs w:val="22"/>
                 <w:color w:val="000000"/>
               </w:rPr>
-              <w:t xml:space="preserve">0</w:t>
+              <w:t xml:space="preserve">0.0002</w:t>
             </w:r>
           </w:p>
         </w:tc>
@@ -16605,7 +16605,7 @@
                 <w:szCs w:val="22"/>
                 <w:color w:val="000000"/>
               </w:rPr>
-              <w:t xml:space="preserve">7.109697</w:t>
+              <w:t xml:space="preserve">10.218801</w:t>
             </w:r>
           </w:p>
         </w:tc>
@@ -16715,7 +16715,7 @@
                 <w:szCs w:val="22"/>
                 <w:color w:val="000000"/>
               </w:rPr>
-              <w:t xml:space="preserve">false</w:t>
+              <w:t xml:space="preserve">true</w:t>
             </w:r>
           </w:p>
         </w:tc>
@@ -17045,7 +17045,7 @@
                 <w:szCs w:val="22"/>
                 <w:color w:val="000000"/>
               </w:rPr>
-              <w:t xml:space="preserve">false</w:t>
+              <w:t xml:space="preserve">true</w:t>
             </w:r>
           </w:p>
         </w:tc>
@@ -17100,7 +17100,7 @@
                 <w:szCs w:val="22"/>
                 <w:color w:val="000000"/>
               </w:rPr>
-              <w:t xml:space="preserve">false</w:t>
+              <w:t xml:space="preserve">true</w:t>
             </w:r>
           </w:p>
         </w:tc>
@@ -17155,7 +17155,7 @@
                 <w:szCs w:val="22"/>
                 <w:color w:val="000000"/>
               </w:rPr>
-              <w:t xml:space="preserve">false</w:t>
+              <w:t xml:space="preserve">true</w:t>
             </w:r>
           </w:p>
         </w:tc>
@@ -17210,7 +17210,7 @@
                 <w:szCs w:val="22"/>
                 <w:color w:val="000000"/>
               </w:rPr>
-              <w:t xml:space="preserve">0</w:t>
+              <w:t xml:space="preserve">true</w:t>
             </w:r>
           </w:p>
         </w:tc>
@@ -17265,7 +17265,7 @@
                 <w:szCs w:val="22"/>
                 <w:color w:val="000000"/>
               </w:rPr>
-              <w:t xml:space="preserve">2.711080</w:t>
+              <w:t xml:space="preserve">0</w:t>
             </w:r>
           </w:p>
         </w:tc>
@@ -17320,7 +17320,7 @@
                 <w:szCs w:val="22"/>
                 <w:color w:val="000000"/>
               </w:rPr>
-              <w:t xml:space="preserve">0</w:t>
+              <w:t xml:space="preserve">0.0000000</w:t>
             </w:r>
           </w:p>
         </w:tc>
@@ -17375,7 +17375,7 @@
                 <w:szCs w:val="22"/>
                 <w:color w:val="000000"/>
               </w:rPr>
-              <w:t xml:space="preserve">0.16048230</w:t>
+              <w:t xml:space="preserve">0</w:t>
             </w:r>
           </w:p>
         </w:tc>
@@ -17430,7 +17430,7 @@
                 <w:szCs w:val="22"/>
                 <w:color w:val="000000"/>
               </w:rPr>
-              <w:t xml:space="preserve">2.727129</w:t>
+              <w:t xml:space="preserve">0.02864984</w:t>
             </w:r>
           </w:p>
         </w:tc>
@@ -17485,7 +17485,7 @@
                 <w:szCs w:val="22"/>
                 <w:color w:val="000000"/>
               </w:rPr>
-              <w:t xml:space="preserve">true</w:t>
+              <w:t xml:space="preserve">0.002864984</w:t>
             </w:r>
           </w:p>
         </w:tc>

--- a/artifacts/auto_presentation_u_decision.docx
+++ b/artifacts/auto_presentation_u_decision.docx
@@ -23,13 +23,13 @@
         <w:gridCol w:w="998"/>
         <w:gridCol w:w="1328"/>
         <w:gridCol w:w="1451"/>
+        <w:gridCol w:w="1328"/>
         <w:gridCol w:w="1451"/>
-        <w:gridCol w:w="1451"/>
-        <w:gridCol w:w="1451"/>
+        <w:gridCol w:w="1524"/>
         <w:gridCol w:w="1940"/>
         <w:gridCol w:w="1976"/>
-        <w:gridCol w:w="1573"/>
-        <w:gridCol w:w="1193"/>
+        <w:gridCol w:w="1646"/>
+        <w:gridCol w:w="1451"/>
         <w:gridCol w:w="1976"/>
         <w:gridCol w:w="2086"/>
         <w:gridCol w:w="2122"/>
@@ -39,8 +39,8 @@
         <w:gridCol w:w="1010"/>
         <w:gridCol w:w="1206"/>
         <w:gridCol w:w="1254"/>
+        <w:gridCol w:w="1451"/>
         <w:gridCol w:w="1573"/>
-        <w:gridCol w:w="1695"/>
       </w:tblGrid>
       <w:tr>
         <w:trPr>
@@ -1485,7 +1485,7 @@
                 <w:szCs w:val="22"/>
                 <w:color w:val="000000"/>
               </w:rPr>
-              <w:t xml:space="preserve">0.9</w:t>
+              <w:t xml:space="preserve">1.3</w:t>
             </w:r>
           </w:p>
         </w:tc>
@@ -1705,7 +1705,7 @@
                 <w:szCs w:val="22"/>
                 <w:color w:val="000000"/>
               </w:rPr>
-              <w:t xml:space="preserve">9.426343</w:t>
+              <w:t xml:space="preserve">9.825424</w:t>
             </w:r>
           </w:p>
         </w:tc>
@@ -1760,7 +1760,7 @@
                 <w:szCs w:val="22"/>
                 <w:color w:val="000000"/>
               </w:rPr>
-              <w:t xml:space="preserve">0.9997863</w:t>
+              <w:t xml:space="preserve">0.9876686</w:t>
             </w:r>
           </w:p>
         </w:tc>
@@ -1815,7 +1815,7 @@
                 <w:szCs w:val="22"/>
                 <w:color w:val="000000"/>
               </w:rPr>
-              <w:t xml:space="preserve">0.9514763</w:t>
+              <w:t xml:space="preserve">0.946469</w:t>
             </w:r>
           </w:p>
         </w:tc>
@@ -1870,7 +1870,7 @@
                 <w:szCs w:val="22"/>
                 <w:color w:val="000000"/>
               </w:rPr>
-              <w:t xml:space="preserve">0.9992427</w:t>
+              <w:t xml:space="preserve">0.9992498</w:t>
             </w:r>
           </w:p>
         </w:tc>
@@ -1925,7 +1925,7 @@
                 <w:szCs w:val="22"/>
                 <w:color w:val="000000"/>
               </w:rPr>
-              <w:t xml:space="preserve">0.1911272</w:t>
+              <w:t xml:space="preserve">-0.7715207</w:t>
             </w:r>
           </w:p>
         </w:tc>
@@ -1980,7 +1980,7 @@
                 <w:szCs w:val="22"/>
                 <w:color w:val="000000"/>
               </w:rPr>
-              <w:t xml:space="preserve">-1.538727</w:t>
+              <w:t xml:space="preserve">-2.575734</w:t>
             </w:r>
           </w:p>
         </w:tc>
@@ -2035,7 +2035,7 @@
                 <w:szCs w:val="22"/>
                 <w:color w:val="000000"/>
               </w:rPr>
-              <w:t xml:space="preserve">2.013729</w:t>
+              <w:t xml:space="preserve">1.22795</w:t>
             </w:r>
           </w:p>
         </w:tc>
@@ -2090,7 +2090,7 @@
                 <w:szCs w:val="22"/>
                 <w:color w:val="000000"/>
               </w:rPr>
-              <w:t xml:space="preserve">0.01156872</w:t>
+              <w:t xml:space="preserve">-0.04414001</w:t>
             </w:r>
           </w:p>
         </w:tc>
@@ -2145,7 +2145,7 @@
                 <w:szCs w:val="22"/>
                 <w:color w:val="000000"/>
               </w:rPr>
-              <w:t xml:space="preserve">1</w:t>
+              <w:t xml:space="preserve">0.7033646</w:t>
             </w:r>
           </w:p>
         </w:tc>
@@ -2200,7 +2200,7 @@
                 <w:szCs w:val="22"/>
                 <w:color w:val="000000"/>
               </w:rPr>
-              <w:t xml:space="preserve">0.06015877</w:t>
+              <w:t xml:space="preserve">0.08979328</w:t>
             </w:r>
           </w:p>
         </w:tc>
@@ -2255,7 +2255,7 @@
                 <w:szCs w:val="22"/>
                 <w:color w:val="000000"/>
               </w:rPr>
-              <w:t xml:space="preserve">0.02344228</w:t>
+              <w:t xml:space="preserve">0.04751651</w:t>
             </w:r>
           </w:p>
         </w:tc>
@@ -2310,7 +2310,7 @@
                 <w:szCs w:val="22"/>
                 <w:color w:val="000000"/>
               </w:rPr>
-              <w:t xml:space="preserve">0.1163896</w:t>
+              <w:t xml:space="preserve">0.1464255</w:t>
             </w:r>
           </w:p>
         </w:tc>
@@ -2365,7 +2365,7 @@
                 <w:szCs w:val="22"/>
                 <w:color w:val="000000"/>
               </w:rPr>
-              <w:t xml:space="preserve">-0.0195361</w:t>
+              <w:t xml:space="preserve">-0.01930807</w:t>
             </w:r>
           </w:p>
         </w:tc>
@@ -2420,7 +2420,7 @@
                 <w:szCs w:val="22"/>
                 <w:color w:val="000000"/>
               </w:rPr>
-              <w:t xml:space="preserve">-0.05921091</w:t>
+              <w:t xml:space="preserve">-0.05017227</w:t>
             </w:r>
           </w:p>
         </w:tc>
@@ -2475,7 +2475,7 @@
                 <w:szCs w:val="22"/>
                 <w:color w:val="000000"/>
               </w:rPr>
-              <w:t xml:space="preserve">-0.007897131</w:t>
+              <w:t xml:space="preserve">-0.0005742176</w:t>
             </w:r>
           </w:p>
         </w:tc>
@@ -2695,7 +2695,7 @@
                 <w:szCs w:val="22"/>
                 <w:color w:val="000000"/>
               </w:rPr>
-              <w:t xml:space="preserve">0.01638965</w:t>
+              <w:t xml:space="preserve">0.0464255</w:t>
             </w:r>
           </w:p>
         </w:tc>
@@ -2750,7 +2750,7 @@
                 <w:szCs w:val="22"/>
                 <w:color w:val="000000"/>
               </w:rPr>
-              <w:t xml:space="preserve">0.001638965</w:t>
+              <w:t xml:space="preserve">0.00464255</w:t>
             </w:r>
           </w:p>
         </w:tc>
@@ -2872,7 +2872,7 @@
         <w:gridCol w:w="1218"/>
         <w:gridCol w:w="998"/>
         <w:gridCol w:w="1010"/>
-        <w:gridCol w:w="1451"/>
+        <w:gridCol w:w="1206"/>
         <w:gridCol w:w="1254"/>
         <w:gridCol w:w="1573"/>
         <w:gridCol w:w="1695"/>
@@ -5420,7 +5420,7 @@
                 <w:szCs w:val="22"/>
                 <w:color w:val="000000"/>
               </w:rPr>
-              <w:t xml:space="preserve">0.9</w:t>
+              <w:t xml:space="preserve">1.3</w:t>
             </w:r>
           </w:p>
         </w:tc>
@@ -5475,7 +5475,7 @@
                 <w:szCs w:val="22"/>
                 <w:color w:val="000000"/>
               </w:rPr>
-              <w:t xml:space="preserve">834</w:t>
+              <w:t xml:space="preserve">774</w:t>
             </w:r>
           </w:p>
         </w:tc>
@@ -5530,7 +5530,7 @@
                 <w:szCs w:val="22"/>
                 <w:color w:val="000000"/>
               </w:rPr>
-              <w:t xml:space="preserve">0.8705036</w:t>
+              <w:t xml:space="preserve">0.8565891</w:t>
             </w:r>
           </w:p>
         </w:tc>
@@ -5585,7 +5585,7 @@
                 <w:szCs w:val="22"/>
                 <w:color w:val="000000"/>
               </w:rPr>
-              <w:t xml:space="preserve">348</w:t>
+              <w:t xml:space="preserve">324</w:t>
             </w:r>
           </w:p>
         </w:tc>
@@ -5640,7 +5640,7 @@
                 <w:szCs w:val="22"/>
                 <w:color w:val="000000"/>
               </w:rPr>
-              <w:t xml:space="preserve">0.8706897</w:t>
+              <w:t xml:space="preserve">0.8672840</w:t>
             </w:r>
           </w:p>
         </w:tc>
@@ -5695,7 +5695,7 @@
                 <w:szCs w:val="22"/>
                 <w:color w:val="000000"/>
               </w:rPr>
-              <w:t xml:space="preserve">1.0000000</w:t>
+              <w:t xml:space="preserve">0.7033646</w:t>
             </w:r>
           </w:p>
         </w:tc>
@@ -5750,7 +5750,7 @@
                 <w:szCs w:val="22"/>
                 <w:color w:val="000000"/>
               </w:rPr>
-              <w:t xml:space="preserve">0.9997863</w:t>
+              <w:t xml:space="preserve">0.9876686</w:t>
             </w:r>
           </w:p>
         </w:tc>
@@ -5805,7 +5805,7 @@
                 <w:szCs w:val="22"/>
                 <w:color w:val="000000"/>
               </w:rPr>
-              <w:t xml:space="preserve">0.9444854</w:t>
+              <w:t xml:space="preserve">0.9389517</w:t>
             </w:r>
           </w:p>
         </w:tc>
@@ -5860,7 +5860,7 @@
                 <w:szCs w:val="22"/>
                 <w:color w:val="000000"/>
               </w:rPr>
-              <w:t xml:space="preserve">0.9992427</w:t>
+              <w:t xml:space="preserve">0.9992498</w:t>
             </w:r>
           </w:p>
         </w:tc>
@@ -5915,7 +5915,7 @@
                 <w:szCs w:val="22"/>
                 <w:color w:val="000000"/>
               </w:rPr>
-              <w:t xml:space="preserve">0.9514763</w:t>
+              <w:t xml:space="preserve">0.9464690</w:t>
             </w:r>
           </w:p>
         </w:tc>
@@ -5970,7 +5970,7 @@
                 <w:szCs w:val="22"/>
                 <w:color w:val="000000"/>
               </w:rPr>
-              <w:t xml:space="preserve">0.9985632</w:t>
+              <w:t xml:space="preserve">0.9980965</w:t>
             </w:r>
           </w:p>
         </w:tc>
@@ -6025,7 +6025,7 @@
                 <w:szCs w:val="22"/>
                 <w:color w:val="000000"/>
               </w:rPr>
-              <w:t xml:space="preserve">9.330779</w:t>
+              <w:t xml:space="preserve">10.21118</w:t>
             </w:r>
           </w:p>
         </w:tc>
@@ -6080,7 +6080,7 @@
                 <w:szCs w:val="22"/>
                 <w:color w:val="000000"/>
               </w:rPr>
-              <w:t xml:space="preserve">9.521906</w:t>
+              <w:t xml:space="preserve">9.439664</w:t>
             </w:r>
           </w:p>
         </w:tc>
@@ -6135,7 +6135,7 @@
                 <w:szCs w:val="22"/>
                 <w:color w:val="000000"/>
               </w:rPr>
-              <w:t xml:space="preserve">0.1911272</w:t>
+              <w:t xml:space="preserve">-0.7715207</w:t>
             </w:r>
           </w:p>
         </w:tc>
@@ -6190,7 +6190,7 @@
                 <w:szCs w:val="22"/>
                 <w:color w:val="000000"/>
               </w:rPr>
-              <w:t xml:space="preserve">-1.840511</w:t>
+              <w:t xml:space="preserve">-2.983174</w:t>
             </w:r>
           </w:p>
         </w:tc>
@@ -6245,7 +6245,7 @@
                 <w:szCs w:val="22"/>
                 <w:color w:val="000000"/>
               </w:rPr>
-              <w:t xml:space="preserve">2.362508</w:t>
+              <w:t xml:space="preserve">1.622198</w:t>
             </w:r>
           </w:p>
         </w:tc>
@@ -6300,7 +6300,7 @@
                 <w:szCs w:val="22"/>
                 <w:color w:val="000000"/>
               </w:rPr>
-              <w:t xml:space="preserve">-1.538727</w:t>
+              <w:t xml:space="preserve">-2.575734</w:t>
             </w:r>
           </w:p>
         </w:tc>
@@ -6355,7 +6355,7 @@
                 <w:szCs w:val="22"/>
                 <w:color w:val="000000"/>
               </w:rPr>
-              <w:t xml:space="preserve">2.0137288</w:t>
+              <w:t xml:space="preserve">1.227950</w:t>
             </w:r>
           </w:p>
         </w:tc>
@@ -6410,7 +6410,7 @@
                 <w:szCs w:val="22"/>
                 <w:color w:val="000000"/>
               </w:rPr>
-              <w:t xml:space="preserve">0.01156872</w:t>
+              <w:t xml:space="preserve">-0.04414001</w:t>
             </w:r>
           </w:p>
         </w:tc>
@@ -6465,7 +6465,7 @@
                 <w:szCs w:val="22"/>
                 <w:color w:val="000000"/>
               </w:rPr>
-              <w:t xml:space="preserve">0.06015877</w:t>
+              <w:t xml:space="preserve">0.08979328</w:t>
             </w:r>
           </w:p>
         </w:tc>
@@ -6520,7 +6520,7 @@
                 <w:szCs w:val="22"/>
                 <w:color w:val="000000"/>
               </w:rPr>
-              <w:t xml:space="preserve">0.02344228</w:t>
+              <w:t xml:space="preserve">0.04751651</w:t>
             </w:r>
           </w:p>
         </w:tc>
@@ -6575,7 +6575,7 @@
                 <w:szCs w:val="22"/>
                 <w:color w:val="000000"/>
               </w:rPr>
-              <w:t xml:space="preserve">0.1163896</w:t>
+              <w:t xml:space="preserve">0.1464255</w:t>
             </w:r>
           </w:p>
         </w:tc>
@@ -6630,7 +6630,7 @@
                 <w:szCs w:val="22"/>
                 <w:color w:val="000000"/>
               </w:rPr>
-              <w:t xml:space="preserve">-0.01953610</w:t>
+              <w:t xml:space="preserve">-0.01930807</w:t>
             </w:r>
           </w:p>
         </w:tc>
@@ -6685,7 +6685,7 @@
                 <w:szCs w:val="22"/>
                 <w:color w:val="000000"/>
               </w:rPr>
-              <w:t xml:space="preserve">-0.05921091</w:t>
+              <w:t xml:space="preserve">-0.05017227</w:t>
             </w:r>
           </w:p>
         </w:tc>
@@ -6740,7 +6740,7 @@
                 <w:szCs w:val="22"/>
                 <w:color w:val="000000"/>
               </w:rPr>
-              <w:t xml:space="preserve">-0.007897131</w:t>
+              <w:t xml:space="preserve">-0.0005742176</w:t>
             </w:r>
           </w:p>
         </w:tc>
@@ -6795,7 +6795,7 @@
                 <w:szCs w:val="22"/>
                 <w:color w:val="000000"/>
               </w:rPr>
-              <w:t xml:space="preserve">0.0067</w:t>
+              <w:t xml:space="preserve">0.0447</w:t>
             </w:r>
           </w:p>
         </w:tc>
@@ -6850,7 +6850,7 @@
                 <w:szCs w:val="22"/>
                 <w:color w:val="000000"/>
               </w:rPr>
-              <w:t xml:space="preserve">0.0028</w:t>
+              <w:t xml:space="preserve">0.0000</w:t>
             </w:r>
           </w:p>
         </w:tc>
@@ -6905,7 +6905,7 @@
                 <w:szCs w:val="22"/>
                 <w:color w:val="000000"/>
               </w:rPr>
-              <w:t xml:space="preserve">9.426343</w:t>
+              <w:t xml:space="preserve">9.825424</w:t>
             </w:r>
           </w:p>
         </w:tc>
@@ -7620,7 +7620,7 @@
                 <w:szCs w:val="22"/>
                 <w:color w:val="000000"/>
               </w:rPr>
-              <w:t xml:space="preserve">0.0000000</w:t>
+              <w:t xml:space="preserve">0</w:t>
             </w:r>
           </w:p>
         </w:tc>
@@ -7730,7 +7730,7 @@
                 <w:szCs w:val="22"/>
                 <w:color w:val="000000"/>
               </w:rPr>
-              <w:t xml:space="preserve">0.01638965</w:t>
+              <w:t xml:space="preserve">0.04642550</w:t>
             </w:r>
           </w:p>
         </w:tc>
@@ -7785,7 +7785,7 @@
                 <w:szCs w:val="22"/>
                 <w:color w:val="000000"/>
               </w:rPr>
-              <w:t xml:space="preserve">0.001638965</w:t>
+              <w:t xml:space="preserve">0.004642550</w:t>
             </w:r>
           </w:p>
         </w:tc>
@@ -7900,7 +7900,7 @@
                 <w:szCs w:val="22"/>
                 <w:color w:val="000000"/>
               </w:rPr>
-              <w:t xml:space="preserve">834</w:t>
+              <w:t xml:space="preserve">774</w:t>
             </w:r>
           </w:p>
         </w:tc>
@@ -7955,7 +7955,7 @@
                 <w:szCs w:val="22"/>
                 <w:color w:val="000000"/>
               </w:rPr>
-              <w:t xml:space="preserve">0.8573141</w:t>
+              <w:t xml:space="preserve">0.8501292</w:t>
             </w:r>
           </w:p>
         </w:tc>
@@ -8010,7 +8010,7 @@
                 <w:szCs w:val="22"/>
                 <w:color w:val="000000"/>
               </w:rPr>
-              <w:t xml:space="preserve">348</w:t>
+              <w:t xml:space="preserve">324</w:t>
             </w:r>
           </w:p>
         </w:tc>
@@ -8065,7 +8065,7 @@
                 <w:szCs w:val="22"/>
                 <w:color w:val="000000"/>
               </w:rPr>
-              <w:t xml:space="preserve">0.8764368</w:t>
+              <w:t xml:space="preserve">0.8611111</w:t>
             </w:r>
           </w:p>
         </w:tc>
@@ -8120,7 +8120,7 @@
                 <w:szCs w:val="22"/>
                 <w:color w:val="000000"/>
               </w:rPr>
-              <w:t xml:space="preserve">0.4050477</w:t>
+              <w:t xml:space="preserve">0.7084373</w:t>
             </w:r>
           </w:p>
         </w:tc>
@@ -8175,7 +8175,7 @@
                 <w:szCs w:val="22"/>
                 <w:color w:val="000000"/>
               </w:rPr>
-              <w:t xml:space="preserve">0.9781814</w:t>
+              <w:t xml:space="preserve">0.9872468</w:t>
             </w:r>
           </w:p>
         </w:tc>
@@ -8230,7 +8230,7 @@
                 <w:szCs w:val="22"/>
                 <w:color w:val="000000"/>
               </w:rPr>
-              <w:t xml:space="preserve">0.9345163</w:t>
+              <w:t xml:space="preserve">0.9363843</w:t>
             </w:r>
           </w:p>
         </w:tc>
@@ -8285,7 +8285,7 @@
                 <w:szCs w:val="22"/>
                 <w:color w:val="000000"/>
               </w:rPr>
-              <w:t xml:space="preserve">0.9988425</w:t>
+              <w:t xml:space="preserve">0.9990116</w:t>
             </w:r>
           </w:p>
         </w:tc>
@@ -8340,7 +8340,7 @@
                 <w:szCs w:val="22"/>
                 <w:color w:val="000000"/>
               </w:rPr>
-              <w:t xml:space="preserve">0.9408422</w:t>
+              <w:t xml:space="preserve">0.9440559</w:t>
             </w:r>
           </w:p>
         </w:tc>
@@ -8395,7 +8395,7 @@
                 <w:szCs w:val="22"/>
                 <w:color w:val="000000"/>
               </w:rPr>
-              <w:t xml:space="preserve">0.9975050</w:t>
+              <w:t xml:space="preserve">0.9978546</w:t>
             </w:r>
           </w:p>
         </w:tc>
@@ -8450,7 +8450,7 @@
                 <w:szCs w:val="22"/>
                 <w:color w:val="000000"/>
               </w:rPr>
-              <w:t xml:space="preserve">10.052171</w:t>
+              <w:t xml:space="preserve">10.31126</w:t>
             </w:r>
           </w:p>
         </w:tc>
@@ -8505,7 +8505,7 @@
                 <w:szCs w:val="22"/>
                 <w:color w:val="000000"/>
               </w:rPr>
-              <w:t xml:space="preserve">9.011936</w:t>
+              <w:t xml:space="preserve">10.069796</w:t>
             </w:r>
           </w:p>
         </w:tc>
@@ -8560,7 +8560,7 @@
                 <w:szCs w:val="22"/>
                 <w:color w:val="000000"/>
               </w:rPr>
-              <w:t xml:space="preserve">-1.0402349</w:t>
+              <w:t xml:space="preserve">-0.2414592</w:t>
             </w:r>
           </w:p>
         </w:tc>
@@ -8615,7 +8615,7 @@
                 <w:szCs w:val="22"/>
                 <w:color w:val="000000"/>
               </w:rPr>
-              <w:t xml:space="preserve">-3.100180</w:t>
+              <w:t xml:space="preserve">-2.524683</w:t>
             </w:r>
           </w:p>
         </w:tc>
@@ -8670,7 +8670,7 @@
                 <w:szCs w:val="22"/>
                 <w:color w:val="000000"/>
               </w:rPr>
-              <w:t xml:space="preserve">1.171392</w:t>
+              <w:t xml:space="preserve">2.169675</w:t>
             </w:r>
           </w:p>
         </w:tc>
@@ -8725,7 +8725,7 @@
                 <w:szCs w:val="22"/>
                 <w:color w:val="000000"/>
               </w:rPr>
-              <w:t xml:space="preserve">-2.743412</w:t>
+              <w:t xml:space="preserve">-2.195160</w:t>
             </w:r>
           </w:p>
         </w:tc>
@@ -8780,7 +8780,7 @@
                 <w:szCs w:val="22"/>
                 <w:color w:val="000000"/>
               </w:rPr>
-              <w:t xml:space="preserve">0.7649996</w:t>
+              <w:t xml:space="preserve">1.735298</w:t>
             </w:r>
           </w:p>
         </w:tc>
@@ -8835,7 +8835,7 @@
                 <w:szCs w:val="22"/>
                 <w:color w:val="000000"/>
               </w:rPr>
-              <w:t xml:space="preserve">-0.06101268</w:t>
+              <w:t xml:space="preserve">-0.01377124</w:t>
             </w:r>
           </w:p>
         </w:tc>
@@ -8890,7 +8890,7 @@
                 <w:szCs w:val="22"/>
                 <w:color w:val="000000"/>
               </w:rPr>
-              <w:t xml:space="preserve">0.07154966</w:t>
+              <w:t xml:space="preserve">0.09618145</w:t>
             </w:r>
           </w:p>
         </w:tc>
@@ -8945,7 +8945,7 @@
                 <w:szCs w:val="22"/>
                 <w:color w:val="000000"/>
               </w:rPr>
-              <w:t xml:space="preserve">0.04128215</w:t>
+              <w:t xml:space="preserve">0.05368576</w:t>
             </w:r>
           </w:p>
         </w:tc>
@@ -9000,7 +9000,7 @@
                 <w:szCs w:val="22"/>
                 <w:color w:val="000000"/>
               </w:rPr>
-              <w:t xml:space="preserve">0.1321436</w:t>
+              <w:t xml:space="preserve">0.1561944</w:t>
             </w:r>
           </w:p>
         </w:tc>
@@ -9055,7 +9055,7 @@
                 <w:szCs w:val="22"/>
                 <w:color w:val="000000"/>
               </w:rPr>
-              <w:t xml:space="preserve">-0.01077069</w:t>
+              <w:t xml:space="preserve">-0.01780075</w:t>
             </w:r>
           </w:p>
         </w:tc>
@@ -9110,7 +9110,7 @@
                 <w:szCs w:val="22"/>
                 <w:color w:val="000000"/>
               </w:rPr>
-              <w:t xml:space="preserve">-0.03880344</w:t>
+              <w:t xml:space="preserve">-0.05612977</w:t>
             </w:r>
           </w:p>
         </w:tc>
@@ -9165,7 +9165,7 @@
                 <w:szCs w:val="22"/>
                 <w:color w:val="000000"/>
               </w:rPr>
-              <w:t xml:space="preserve">-0.003349045</w:t>
+              <w:t xml:space="preserve">-0.0048808498</w:t>
             </w:r>
           </w:p>
         </w:tc>
@@ -9220,7 +9220,7 @@
                 <w:szCs w:val="22"/>
                 <w:color w:val="000000"/>
               </w:rPr>
-              <w:t xml:space="preserve">0.0129</w:t>
+              <w:t xml:space="preserve">0.0138</w:t>
             </w:r>
           </w:p>
         </w:tc>
@@ -9275,7 +9275,7 @@
                 <w:szCs w:val="22"/>
                 <w:color w:val="000000"/>
               </w:rPr>
-              <w:t xml:space="preserve">0.0002</w:t>
+              <w:t xml:space="preserve">0.0003</w:t>
             </w:r>
           </w:p>
         </w:tc>
@@ -9330,7 +9330,7 @@
                 <w:szCs w:val="22"/>
                 <w:color w:val="000000"/>
               </w:rPr>
-              <w:t xml:space="preserve">9.532053</w:t>
+              <w:t xml:space="preserve">10.190526</w:t>
             </w:r>
           </w:p>
         </w:tc>
@@ -10045,7 +10045,7 @@
                 <w:szCs w:val="22"/>
                 <w:color w:val="000000"/>
               </w:rPr>
-              <w:t xml:space="preserve">0.1001798</w:t>
+              <w:t xml:space="preserve">0</w:t>
             </w:r>
           </w:p>
         </w:tc>
@@ -10155,7 +10155,7 @@
                 <w:szCs w:val="22"/>
                 <w:color w:val="000000"/>
               </w:rPr>
-              <w:t xml:space="preserve">0.03214360</w:t>
+              <w:t xml:space="preserve">0.05619437</w:t>
             </w:r>
           </w:p>
         </w:tc>
@@ -10210,7 +10210,7 @@
                 <w:szCs w:val="22"/>
                 <w:color w:val="000000"/>
               </w:rPr>
-              <w:t xml:space="preserve">0.103394166</w:t>
+              <w:t xml:space="preserve">0.005619437</w:t>
             </w:r>
           </w:p>
         </w:tc>
@@ -10270,7 +10270,7 @@
                 <w:szCs w:val="22"/>
                 <w:color w:val="000000"/>
               </w:rPr>
-              <w:t xml:space="preserve">1.3</w:t>
+              <w:t xml:space="preserve">1.0</w:t>
             </w:r>
           </w:p>
         </w:tc>
@@ -10325,7 +10325,7 @@
                 <w:szCs w:val="22"/>
                 <w:color w:val="000000"/>
               </w:rPr>
-              <w:t xml:space="preserve">834</w:t>
+              <w:t xml:space="preserve">774</w:t>
             </w:r>
           </w:p>
         </w:tc>
@@ -10380,7 +10380,7 @@
                 <w:szCs w:val="22"/>
                 <w:color w:val="000000"/>
               </w:rPr>
-              <w:t xml:space="preserve">0.8597122</w:t>
+              <w:t xml:space="preserve">0.8501292</w:t>
             </w:r>
           </w:p>
         </w:tc>
@@ -10435,7 +10435,7 @@
                 <w:szCs w:val="22"/>
                 <w:color w:val="000000"/>
               </w:rPr>
-              <w:t xml:space="preserve">348</w:t>
+              <w:t xml:space="preserve">324</w:t>
             </w:r>
           </w:p>
         </w:tc>
@@ -10490,7 +10490,7 @@
                 <w:szCs w:val="22"/>
                 <w:color w:val="000000"/>
               </w:rPr>
-              <w:t xml:space="preserve">0.8649425</w:t>
+              <w:t xml:space="preserve">0.8518519</w:t>
             </w:r>
           </w:p>
         </w:tc>
@@ -10545,7 +10545,7 @@
                 <w:szCs w:val="22"/>
                 <w:color w:val="000000"/>
               </w:rPr>
-              <w:t xml:space="preserve">0.8538832</w:t>
+              <w:t xml:space="preserve">1.0000000</w:t>
             </w:r>
           </w:p>
         </w:tc>
@@ -10600,7 +10600,7 @@
                 <w:szCs w:val="22"/>
                 <w:color w:val="000000"/>
               </w:rPr>
-              <w:t xml:space="preserve">0.9939530</w:t>
+              <w:t xml:space="preserve">0.9979778</w:t>
             </w:r>
           </w:p>
         </w:tc>
@@ -10655,7 +10655,7 @@
                 <w:szCs w:val="22"/>
                 <w:color w:val="000000"/>
               </w:rPr>
-              <w:t xml:space="preserve">0.9431480</w:t>
+              <w:t xml:space="preserve">0.9398907</w:t>
             </w:r>
           </w:p>
         </w:tc>
@@ -10710,7 +10710,7 @@
                 <w:szCs w:val="22"/>
                 <w:color w:val="000000"/>
               </w:rPr>
-              <w:t xml:space="preserve">0.9992427</w:t>
+              <w:t xml:space="preserve">0.9992504</w:t>
             </w:r>
           </w:p>
         </w:tc>
@@ -10765,7 +10765,7 @@
                 <w:szCs w:val="22"/>
                 <w:color w:val="000000"/>
               </w:rPr>
-              <w:t xml:space="preserve">0.9499526</w:t>
+              <w:t xml:space="preserve">0.9471366</w:t>
             </w:r>
           </w:p>
         </w:tc>
@@ -10820,7 +10820,7 @@
                 <w:szCs w:val="22"/>
                 <w:color w:val="000000"/>
               </w:rPr>
-              <w:t xml:space="preserve">0.9985612</w:t>
+              <w:t xml:space="preserve">0.9984496</w:t>
             </w:r>
           </w:p>
         </w:tc>
@@ -10875,7 +10875,7 @@
                 <w:szCs w:val="22"/>
                 <w:color w:val="000000"/>
               </w:rPr>
-              <w:t xml:space="preserve">9.842657</w:t>
+              <w:t xml:space="preserve">10.41759</w:t>
             </w:r>
           </w:p>
         </w:tc>
@@ -10930,7 +10930,7 @@
                 <w:szCs w:val="22"/>
                 <w:color w:val="000000"/>
               </w:rPr>
-              <w:t xml:space="preserve">9.390726</w:t>
+              <w:t xml:space="preserve">10.023571</w:t>
             </w:r>
           </w:p>
         </w:tc>
@@ -10985,7 +10985,7 @@
                 <w:szCs w:val="22"/>
                 <w:color w:val="000000"/>
               </w:rPr>
-              <w:t xml:space="preserve">-0.4519308</w:t>
+              <w:t xml:space="preserve">-0.3940179</w:t>
             </w:r>
           </w:p>
         </w:tc>
@@ -11040,7 +11040,7 @@
                 <w:szCs w:val="22"/>
                 <w:color w:val="000000"/>
               </w:rPr>
-              <w:t xml:space="preserve">-2.433372</w:t>
+              <w:t xml:space="preserve">-2.693371</w:t>
             </w:r>
           </w:p>
         </w:tc>
@@ -11095,7 +11095,7 @@
                 <w:szCs w:val="22"/>
                 <w:color w:val="000000"/>
               </w:rPr>
-              <w:t xml:space="preserve">1.840803</w:t>
+              <w:t xml:space="preserve">1.975172</w:t>
             </w:r>
           </w:p>
         </w:tc>
@@ -11150,7 +11150,7 @@
                 <w:szCs w:val="22"/>
                 <w:color w:val="000000"/>
               </w:rPr>
-              <w:t xml:space="preserve">-2.137094</w:t>
+              <w:t xml:space="preserve">-2.382468</w:t>
             </w:r>
           </w:p>
         </w:tc>
@@ -11205,7 +11205,7 @@
                 <w:szCs w:val="22"/>
                 <w:color w:val="000000"/>
               </w:rPr>
-              <w:t xml:space="preserve">1.4408359</w:t>
+              <w:t xml:space="preserve">1.574129</w:t>
             </w:r>
           </w:p>
         </w:tc>
@@ -11260,7 +11260,7 @@
                 <w:szCs w:val="22"/>
                 <w:color w:val="000000"/>
               </w:rPr>
-              <w:t xml:space="preserve">-0.02655518</w:t>
+              <w:t xml:space="preserve">-0.02223680</w:t>
             </w:r>
           </w:p>
         </w:tc>
@@ -11315,7 +11315,7 @@
                 <w:szCs w:val="22"/>
                 <w:color w:val="000000"/>
               </w:rPr>
-              <w:t xml:space="preserve">0.06328041</w:t>
+              <w:t xml:space="preserve">0.08182601</w:t>
             </w:r>
           </w:p>
         </w:tc>
@@ -11370,7 +11370,7 @@
                 <w:szCs w:val="22"/>
                 <w:color w:val="000000"/>
               </w:rPr>
-              <w:t xml:space="preserve">0.03694183</w:t>
+              <w:t xml:space="preserve">0.04292277</w:t>
             </w:r>
           </w:p>
         </w:tc>
@@ -11425,7 +11425,7 @@
                 <w:szCs w:val="22"/>
                 <w:color w:val="000000"/>
               </w:rPr>
-              <w:t xml:space="preserve">0.1272224</w:t>
+              <w:t xml:space="preserve">0.1407587</w:t>
             </w:r>
           </w:p>
         </w:tc>
@@ -11480,7 +11480,7 @@
                 <w:szCs w:val="22"/>
                 <w:color w:val="000000"/>
               </w:rPr>
-              <w:t xml:space="preserve">-0.02123129</w:t>
+              <w:t xml:space="preserve">-0.02110250</w:t>
             </w:r>
           </w:p>
         </w:tc>
@@ -11535,7 +11535,7 @@
                 <w:szCs w:val="22"/>
                 <w:color w:val="000000"/>
               </w:rPr>
-              <w:t xml:space="preserve">-0.05284049</w:t>
+              <w:t xml:space="preserve">-0.05562733</w:t>
             </w:r>
           </w:p>
         </w:tc>
@@ -11590,7 +11590,7 @@
                 <w:szCs w:val="22"/>
                 <w:color w:val="000000"/>
               </w:rPr>
-              <w:t xml:space="preserve">-0.005974531</w:t>
+              <w:t xml:space="preserve">-0.0025122021</w:t>
             </w:r>
           </w:p>
         </w:tc>
@@ -11645,7 +11645,7 @@
                 <w:szCs w:val="22"/>
                 <w:color w:val="000000"/>
               </w:rPr>
-              <w:t xml:space="preserve">0.0083</w:t>
+              <w:t xml:space="preserve">0.0314</w:t>
             </w:r>
           </w:p>
         </w:tc>
@@ -11700,7 +11700,7 @@
                 <w:szCs w:val="22"/>
                 <w:color w:val="000000"/>
               </w:rPr>
-              <w:t xml:space="preserve">0.0007</w:t>
+              <w:t xml:space="preserve">0.0000</w:t>
             </w:r>
           </w:p>
         </w:tc>
@@ -11755,7 +11755,7 @@
                 <w:szCs w:val="22"/>
                 <w:color w:val="000000"/>
               </w:rPr>
-              <w:t xml:space="preserve">9.616691</w:t>
+              <w:t xml:space="preserve">10.220580</w:t>
             </w:r>
           </w:p>
         </w:tc>
@@ -12470,7 +12470,7 @@
                 <w:szCs w:val="22"/>
                 <w:color w:val="000000"/>
               </w:rPr>
-              <w:t xml:space="preserve">0.0000000</w:t>
+              <w:t xml:space="preserve">0</w:t>
             </w:r>
           </w:p>
         </w:tc>
@@ -12580,7 +12580,7 @@
                 <w:szCs w:val="22"/>
                 <w:color w:val="000000"/>
               </w:rPr>
-              <w:t xml:space="preserve">0.02722236</w:t>
+              <w:t xml:space="preserve">0.04075869</w:t>
             </w:r>
           </w:p>
         </w:tc>
@@ -12635,7 +12635,7 @@
                 <w:szCs w:val="22"/>
                 <w:color w:val="000000"/>
               </w:rPr>
-              <w:t xml:space="preserve">0.002722236</w:t>
+              <w:t xml:space="preserve">0.004075869</w:t>
             </w:r>
           </w:p>
         </w:tc>
@@ -12695,7 +12695,7 @@
                 <w:szCs w:val="22"/>
                 <w:color w:val="000000"/>
               </w:rPr>
-              <w:t xml:space="preserve">1.0</w:t>
+              <w:t xml:space="preserve">1.4</w:t>
             </w:r>
           </w:p>
         </w:tc>
@@ -12750,7 +12750,7 @@
                 <w:szCs w:val="22"/>
                 <w:color w:val="000000"/>
               </w:rPr>
-              <w:t xml:space="preserve">834</w:t>
+              <w:t xml:space="preserve">774</w:t>
             </w:r>
           </w:p>
         </w:tc>
@@ -12805,7 +12805,7 @@
                 <w:szCs w:val="22"/>
                 <w:color w:val="000000"/>
               </w:rPr>
-              <w:t xml:space="preserve">0.8585132</w:t>
+              <w:t xml:space="preserve">0.8385013</w:t>
             </w:r>
           </w:p>
         </w:tc>
@@ -12860,7 +12860,7 @@
                 <w:szCs w:val="22"/>
                 <w:color w:val="000000"/>
               </w:rPr>
-              <w:t xml:space="preserve">348</w:t>
+              <w:t xml:space="preserve">324</w:t>
             </w:r>
           </w:p>
         </w:tc>
@@ -12915,7 +12915,7 @@
                 <w:szCs w:val="22"/>
                 <w:color w:val="000000"/>
               </w:rPr>
-              <w:t xml:space="preserve">0.8563218</w:t>
+              <w:t xml:space="preserve">0.8580247</w:t>
             </w:r>
           </w:p>
         </w:tc>
@@ -12970,7 +12970,7 @@
                 <w:szCs w:val="22"/>
                 <w:color w:val="000000"/>
               </w:rPr>
-              <w:t xml:space="preserve">0.9273240</w:t>
+              <w:t xml:space="preserve">0.4655966</w:t>
             </w:r>
           </w:p>
         </w:tc>
@@ -13025,7 +13025,7 @@
                 <w:szCs w:val="22"/>
                 <w:color w:val="000000"/>
               </w:rPr>
-              <w:t xml:space="preserve">0.9974475</w:t>
+              <w:t xml:space="preserve">0.9772461</w:t>
             </w:r>
           </w:p>
         </w:tc>
@@ -13080,7 +13080,7 @@
                 <w:szCs w:val="22"/>
                 <w:color w:val="000000"/>
               </w:rPr>
-              <w:t xml:space="preserve">0.9420899</w:t>
+              <w:t xml:space="preserve">0.9264921</w:t>
             </w:r>
           </w:p>
         </w:tc>
@@ -13135,7 +13135,7 @@
                 <w:szCs w:val="22"/>
                 <w:color w:val="000000"/>
               </w:rPr>
-              <w:t xml:space="preserve">0.9992069</w:t>
+              <w:t xml:space="preserve">0.9988030</w:t>
             </w:r>
           </w:p>
         </w:tc>
@@ -13190,7 +13190,7 @@
                 <w:szCs w:val="22"/>
                 <w:color w:val="000000"/>
               </w:rPr>
-              <w:t xml:space="preserve">0.9489441</w:t>
+              <w:t xml:space="preserve">0.9343854</w:t>
             </w:r>
           </w:p>
         </w:tc>
@@ -13245,7 +13245,7 @@
                 <w:szCs w:val="22"/>
                 <w:color w:val="000000"/>
               </w:rPr>
-              <w:t xml:space="preserve">0.9985632</w:t>
+              <w:t xml:space="preserve">0.9975196</w:t>
             </w:r>
           </w:p>
         </w:tc>
@@ -13300,7 +13300,7 @@
                 <w:szCs w:val="22"/>
                 <w:color w:val="000000"/>
               </w:rPr>
-              <w:t xml:space="preserve">9.980474</w:t>
+              <w:t xml:space="preserve">10.73527</w:t>
             </w:r>
           </w:p>
         </w:tc>
@@ -13355,7 +13355,7 @@
                 <w:szCs w:val="22"/>
                 <w:color w:val="000000"/>
               </w:rPr>
-              <w:t xml:space="preserve">10.162242</w:t>
+              <w:t xml:space="preserve">10.076078</w:t>
             </w:r>
           </w:p>
         </w:tc>
@@ -13410,7 +13410,7 @@
                 <w:szCs w:val="22"/>
                 <w:color w:val="000000"/>
               </w:rPr>
-              <w:t xml:space="preserve">0.1817676</w:t>
+              <w:t xml:space="preserve">-0.6591917</w:t>
             </w:r>
           </w:p>
         </w:tc>
@@ -13465,7 +13465,7 @@
                 <w:szCs w:val="22"/>
                 <w:color w:val="000000"/>
               </w:rPr>
-              <w:t xml:space="preserve">-2.019280</w:t>
+              <w:t xml:space="preserve">-2.924952</w:t>
             </w:r>
           </w:p>
         </w:tc>
@@ -13520,7 +13520,7 @@
                 <w:szCs w:val="22"/>
                 <w:color w:val="000000"/>
               </w:rPr>
-              <w:t xml:space="preserve">2.405216</w:t>
+              <w:t xml:space="preserve">1.862900</w:t>
             </w:r>
           </w:p>
         </w:tc>
@@ -13575,7 +13575,7 @@
                 <w:szCs w:val="22"/>
                 <w:color w:val="000000"/>
               </w:rPr>
-              <w:t xml:space="preserve">-1.699382</w:t>
+              <w:t xml:space="preserve">-2.567387</w:t>
             </w:r>
           </w:p>
         </w:tc>
@@ -13630,7 +13630,7 @@
                 <w:szCs w:val="22"/>
                 <w:color w:val="000000"/>
               </w:rPr>
-              <w:t xml:space="preserve">2.1359416</w:t>
+              <w:t xml:space="preserve">1.488655</w:t>
             </w:r>
           </w:p>
         </w:tc>
@@ -13685,7 +13685,7 @@
                 <w:szCs w:val="22"/>
                 <w:color w:val="000000"/>
               </w:rPr>
-              <w:t xml:space="preserve">0.01040285</w:t>
+              <w:t xml:space="preserve">-0.03629886</w:t>
             </w:r>
           </w:p>
         </w:tc>
@@ -13740,7 +13740,7 @@
                 <w:szCs w:val="22"/>
                 <w:color w:val="000000"/>
               </w:rPr>
-              <w:t xml:space="preserve">0.06923427</w:t>
+              <w:t xml:space="preserve">0.09331036</w:t>
             </w:r>
           </w:p>
         </w:tc>
@@ -13795,7 +13795,7 @@
                 <w:szCs w:val="22"/>
                 <w:color w:val="000000"/>
               </w:rPr>
-              <w:t xml:space="preserve">0.03876209</w:t>
+              <w:t xml:space="preserve">0.05677218</w:t>
             </w:r>
           </w:p>
         </w:tc>
@@ -13850,7 +13850,7 @@
                 <w:szCs w:val="22"/>
                 <w:color w:val="000000"/>
               </w:rPr>
-              <w:t xml:space="preserve">0.1303926</w:t>
+              <w:t xml:space="preserve">0.1525266</w:t>
             </w:r>
           </w:p>
         </w:tc>
@@ -13905,7 +13905,7 @@
                 <w:szCs w:val="22"/>
                 <w:color w:val="000000"/>
               </w:rPr>
-              <w:t xml:space="preserve">-0.02437360</w:t>
+              <w:t xml:space="preserve">-0.02418892</w:t>
             </w:r>
           </w:p>
         </w:tc>
@@ -13960,7 +13960,7 @@
                 <w:szCs w:val="22"/>
                 <w:color w:val="000000"/>
               </w:rPr>
-              <w:t xml:space="preserve">-0.05490987</w:t>
+              <w:t xml:space="preserve">-0.05734999</w:t>
             </w:r>
           </w:p>
         </w:tc>
@@ -14015,7 +14015,7 @@
                 <w:szCs w:val="22"/>
                 <w:color w:val="000000"/>
               </w:rPr>
-              <w:t xml:space="preserve">-0.008848094</w:t>
+              <w:t xml:space="preserve">-0.0047337066</w:t>
             </w:r>
           </w:p>
         </w:tc>
@@ -14070,7 +14070,7 @@
                 <w:szCs w:val="22"/>
                 <w:color w:val="000000"/>
               </w:rPr>
-              <w:t xml:space="preserve">0.0060</w:t>
+              <w:t xml:space="preserve">0.0137</w:t>
             </w:r>
           </w:p>
         </w:tc>
@@ -14125,7 +14125,7 @@
                 <w:szCs w:val="22"/>
                 <w:color w:val="000000"/>
               </w:rPr>
-              <w:t xml:space="preserve">0.0004</w:t>
+              <w:t xml:space="preserve">0.0002</w:t>
             </w:r>
           </w:p>
         </w:tc>
@@ -14180,7 +14180,7 @@
                 <w:szCs w:val="22"/>
                 <w:color w:val="000000"/>
               </w:rPr>
-              <w:t xml:space="preserve">10.071358</w:t>
+              <w:t xml:space="preserve">10.405674</w:t>
             </w:r>
           </w:p>
         </w:tc>
@@ -14895,7 +14895,7 @@
                 <w:szCs w:val="22"/>
                 <w:color w:val="000000"/>
               </w:rPr>
-              <w:t xml:space="preserve">0.0000000</w:t>
+              <w:t xml:space="preserve">0</w:t>
             </w:r>
           </w:p>
         </w:tc>
@@ -15005,7 +15005,7 @@
                 <w:szCs w:val="22"/>
                 <w:color w:val="000000"/>
               </w:rPr>
-              <w:t xml:space="preserve">0.03039258</w:t>
+              <w:t xml:space="preserve">0.05252656</w:t>
             </w:r>
           </w:p>
         </w:tc>
@@ -15060,7 +15060,7 @@
                 <w:szCs w:val="22"/>
                 <w:color w:val="000000"/>
               </w:rPr>
-              <w:t xml:space="preserve">0.003039258</w:t>
+              <w:t xml:space="preserve">0.005252656</w:t>
             </w:r>
           </w:p>
         </w:tc>
@@ -15175,7 +15175,7 @@
                 <w:szCs w:val="22"/>
                 <w:color w:val="000000"/>
               </w:rPr>
-              <w:t xml:space="preserve">834</w:t>
+              <w:t xml:space="preserve">774</w:t>
             </w:r>
           </w:p>
         </w:tc>
@@ -15230,7 +15230,7 @@
                 <w:szCs w:val="22"/>
                 <w:color w:val="000000"/>
               </w:rPr>
-              <w:t xml:space="preserve">0.8465228</w:t>
+              <w:t xml:space="preserve">0.8436693</w:t>
             </w:r>
           </w:p>
         </w:tc>
@@ -15285,7 +15285,7 @@
                 <w:szCs w:val="22"/>
                 <w:color w:val="000000"/>
               </w:rPr>
-              <w:t xml:space="preserve">348</w:t>
+              <w:t xml:space="preserve">324</w:t>
             </w:r>
           </w:p>
         </w:tc>
@@ -15340,7 +15340,7 @@
                 <w:szCs w:val="22"/>
                 <w:color w:val="000000"/>
               </w:rPr>
-              <w:t xml:space="preserve">0.8620690</w:t>
+              <w:t xml:space="preserve">0.8611111</w:t>
             </w:r>
           </w:p>
         </w:tc>
@@ -15395,7 +15395,7 @@
                 <w:szCs w:val="22"/>
                 <w:color w:val="000000"/>
               </w:rPr>
-              <w:t xml:space="preserve">0.5310089</w:t>
+              <w:t xml:space="preserve">0.5180993</w:t>
             </w:r>
           </w:p>
         </w:tc>
@@ -15450,7 +15450,7 @@
                 <w:szCs w:val="22"/>
                 <w:color w:val="000000"/>
               </w:rPr>
-              <w:t xml:space="preserve">0.9819664</w:t>
+              <w:t xml:space="preserve">0.9797449</w:t>
             </w:r>
           </w:p>
         </w:tc>
@@ -15505,7 +15505,7 @@
                 <w:szCs w:val="22"/>
                 <w:color w:val="000000"/>
               </w:rPr>
-              <w:t xml:space="preserve">0.9341363</w:t>
+              <w:t xml:space="preserve">0.9295910</w:t>
             </w:r>
           </w:p>
         </w:tc>
@@ -15560,7 +15560,7 @@
                 <w:szCs w:val="22"/>
                 <w:color w:val="000000"/>
               </w:rPr>
-              <w:t xml:space="preserve">0.9989100</w:t>
+              <w:t xml:space="preserve">0.9986633</w:t>
             </w:r>
           </w:p>
         </w:tc>
@@ -15615,7 +15615,7 @@
                 <w:szCs w:val="22"/>
                 <w:color w:val="000000"/>
               </w:rPr>
-              <w:t xml:space="preserve">0.9415167</w:t>
+              <w:t xml:space="preserve">0.9377341</w:t>
             </w:r>
           </w:p>
         </w:tc>
@@ -15670,7 +15670,7 @@
                 <w:szCs w:val="22"/>
                 <w:color w:val="000000"/>
               </w:rPr>
-              <w:t xml:space="preserve">0.9978104</w:t>
+              <w:t xml:space="preserve">0.9973974</w:t>
             </w:r>
           </w:p>
         </w:tc>
@@ -15725,7 +15725,7 @@
                 <w:szCs w:val="22"/>
                 <w:color w:val="000000"/>
               </w:rPr>
-              <w:t xml:space="preserve">10.486293</w:t>
+              <w:t xml:space="preserve">10.90700</w:t>
             </w:r>
           </w:p>
         </w:tc>
@@ -15780,7 +15780,7 @@
                 <w:szCs w:val="22"/>
                 <w:color w:val="000000"/>
               </w:rPr>
-              <w:t xml:space="preserve">9.951310</w:t>
+              <w:t xml:space="preserve">10.373687</w:t>
             </w:r>
           </w:p>
         </w:tc>
@@ -15835,7 +15835,7 @@
                 <w:szCs w:val="22"/>
                 <w:color w:val="000000"/>
               </w:rPr>
-              <w:t xml:space="preserve">-0.5349827</w:t>
+              <w:t xml:space="preserve">-0.5333147</w:t>
             </w:r>
           </w:p>
         </w:tc>
@@ -15890,7 +15890,7 @@
                 <w:szCs w:val="22"/>
                 <w:color w:val="000000"/>
               </w:rPr>
-              <w:t xml:space="preserve">-2.792340</w:t>
+              <w:t xml:space="preserve">-2.837897</w:t>
             </w:r>
           </w:p>
         </w:tc>
@@ -15945,7 +15945,7 @@
                 <w:szCs w:val="22"/>
                 <w:color w:val="000000"/>
               </w:rPr>
-              <w:t xml:space="preserve">1.684655</w:t>
+              <w:t xml:space="preserve">1.903284</w:t>
             </w:r>
           </w:p>
         </w:tc>
@@ -16000,7 +16000,7 @@
                 <w:szCs w:val="22"/>
                 <w:color w:val="000000"/>
               </w:rPr>
-              <w:t xml:space="preserve">-2.473424</w:t>
+              <w:t xml:space="preserve">-2.466687</w:t>
             </w:r>
           </w:p>
         </w:tc>
@@ -16055,7 +16055,7 @@
                 <w:szCs w:val="22"/>
                 <w:color w:val="000000"/>
               </w:rPr>
-              <w:t xml:space="preserve">1.3674341</w:t>
+              <w:t xml:space="preserve">1.563481</w:t>
             </w:r>
           </w:p>
         </w:tc>
@@ -16110,7 +16110,7 @@
                 <w:szCs w:val="22"/>
                 <w:color w:val="000000"/>
               </w:rPr>
-              <w:t xml:space="preserve">-0.02978245</w:t>
+              <w:t xml:space="preserve">-0.02917091</w:t>
             </w:r>
           </w:p>
         </w:tc>
@@ -16165,7 +16165,7 @@
                 <w:szCs w:val="22"/>
                 <w:color w:val="000000"/>
               </w:rPr>
-              <w:t xml:space="preserve">0.06383858</w:t>
+              <w:t xml:space="preserve">0.09130060</w:t>
             </w:r>
           </w:p>
         </w:tc>
@@ -16220,7 +16220,7 @@
                 <w:szCs w:val="22"/>
                 <w:color w:val="000000"/>
               </w:rPr>
-              <w:t xml:space="preserve">0.03725192</w:t>
+              <w:t xml:space="preserve">0.05074289</w:t>
             </w:r>
           </w:p>
         </w:tc>
@@ -16275,7 +16275,7 @@
                 <w:szCs w:val="22"/>
                 <w:color w:val="000000"/>
               </w:rPr>
-              <w:t xml:space="preserve">0.1286498</w:t>
+              <w:t xml:space="preserve">0.1518806</w:t>
             </w:r>
           </w:p>
         </w:tc>
@@ -16330,7 +16330,7 @@
                 <w:szCs w:val="22"/>
                 <w:color w:val="000000"/>
               </w:rPr>
-              <w:t xml:space="preserve">-0.01598032</w:t>
+              <w:t xml:space="preserve">-0.01464255</w:t>
             </w:r>
           </w:p>
         </w:tc>
@@ -16385,7 +16385,7 @@
                 <w:szCs w:val="22"/>
                 <w:color w:val="000000"/>
               </w:rPr>
-              <w:t xml:space="preserve">-0.04688663</w:t>
+              <w:t xml:space="preserve">-0.05024404</w:t>
             </w:r>
           </w:p>
         </w:tc>
@@ -16440,7 +16440,7 @@
                 <w:szCs w:val="22"/>
                 <w:color w:val="000000"/>
               </w:rPr>
-              <w:t xml:space="preserve">-0.002150004</w:t>
+              <w:t xml:space="preserve">-0.0012202125</w:t>
             </w:r>
           </w:p>
         </w:tc>
@@ -16495,7 +16495,7 @@
                 <w:szCs w:val="22"/>
                 <w:color w:val="000000"/>
               </w:rPr>
-              <w:t xml:space="preserve">0.0301</w:t>
+              <w:t xml:space="preserve">0.0379</w:t>
             </w:r>
           </w:p>
         </w:tc>
@@ -16550,7 +16550,7 @@
                 <w:szCs w:val="22"/>
                 <w:color w:val="000000"/>
               </w:rPr>
-              <w:t xml:space="preserve">0.0002</w:t>
+              <w:t xml:space="preserve">0.0003</w:t>
             </w:r>
           </w:p>
         </w:tc>
@@ -16605,7 +16605,7 @@
                 <w:szCs w:val="22"/>
                 <w:color w:val="000000"/>
               </w:rPr>
-              <w:t xml:space="preserve">10.218801</w:t>
+              <w:t xml:space="preserve">10.640344</w:t>
             </w:r>
           </w:p>
         </w:tc>
@@ -17320,7 +17320,7 @@
                 <w:szCs w:val="22"/>
                 <w:color w:val="000000"/>
               </w:rPr>
-              <w:t xml:space="preserve">0.0000000</w:t>
+              <w:t xml:space="preserve">0</w:t>
             </w:r>
           </w:p>
         </w:tc>
@@ -17430,7 +17430,7 @@
                 <w:szCs w:val="22"/>
                 <w:color w:val="000000"/>
               </w:rPr>
-              <w:t xml:space="preserve">0.02864984</w:t>
+              <w:t xml:space="preserve">0.05188056</w:t>
             </w:r>
           </w:p>
         </w:tc>
@@ -17485,7 +17485,7 @@
                 <w:szCs w:val="22"/>
                 <w:color w:val="000000"/>
               </w:rPr>
-              <w:t xml:space="preserve">0.002864984</w:t>
+              <w:t xml:space="preserve">0.005188056</w:t>
             </w:r>
           </w:p>
         </w:tc>
